--- a/note記事制作ワークフロー完全版.docx
+++ b/note記事制作ワークフロー完全版.docx
@@ -19,11 +19,20 @@
     </w:p>
     <w:p>
       <w:pPr>
+        <w:spacing w:after="200"/>
+        <w:jc w:val="center"/>
+      </w:pPr>
+      <w:r>
+        <w:t xml:space="preserve">リサーチ → コンセプト → 目次 → 本文 → テキスト化 → 有料設定 → SNS告知</w:t>
+      </w:r>
+    </w:p>
+    <w:p>
+      <w:pPr>
         <w:spacing w:after="600"/>
         <w:jc w:val="center"/>
       </w:pPr>
       <w:r>
-        <w:t xml:space="preserve">リサーチ → コンセプト → 目次 → 本文 → テキスト化 → 有料設定 → SNS告知</w:t>
+        <w:t xml:space="preserve">らっこ式フレームワーク統合版</w:t>
       </w:r>
     </w:p>
     <w:p>
@@ -32,55 +41,19 @@
         <w:spacing w:after="200" w:before="600"/>
       </w:pPr>
       <w:r>
-        <w:t xml:space="preserve">全体フロー</w:t>
-      </w:r>
-    </w:p>
-    <w:p>
-      <w:pPr>
-        <w:spacing w:after="200"/>
-      </w:pPr>
-      <w:r>
-        <w:t xml:space="preserve">STEP1  市場調査リサーチ</w:t>
-      </w:r>
-    </w:p>
-    <w:p>
-      <w:pPr>
-        <w:spacing w:after="200"/>
-      </w:pPr>
-      <w:r>
-        <w:t xml:space="preserve">STEP2  コンセプト整理</w:t>
-      </w:r>
-    </w:p>
-    <w:p>
-      <w:pPr>
-        <w:spacing w:after="200"/>
-      </w:pPr>
-      <w:r>
-        <w:t xml:space="preserve">STEP3  目次作成</w:t>
-      </w:r>
-    </w:p>
-    <w:p>
-      <w:pPr>
-        <w:spacing w:after="200"/>
-      </w:pPr>
-      <w:r>
-        <w:t xml:space="preserve">STEP4  本文執筆（はじめに・第1〜6章・おわりに）</w:t>
-      </w:r>
-    </w:p>
-    <w:p>
-      <w:pPr>
-        <w:spacing w:after="200"/>
-      </w:pPr>
-      <w:r>
-        <w:t xml:space="preserve">STEP5  Wordファイル出力</w:t>
-      </w:r>
-    </w:p>
-    <w:p>
-      <w:pPr>
-        <w:spacing w:after="200"/>
-      </w:pPr>
-      <w:r>
-        <w:t xml:space="preserve">STEP6  有料設定ライン・価格設定</w:t>
+        <w:t xml:space="preserve">全体方針｜らっこ式60〜70点ルール</w:t>
+      </w:r>
+    </w:p>
+    <w:p>
+      <w:pPr>
+        <w:spacing w:after="200"/>
+      </w:pPr>
+      <w:r>
+        <w:rPr>
+          <w:b/>
+          <w:bCs/>
+        </w:rPr>
+        <w:t xml:space="preserve">完璧を求めない。60〜70点の記事を1ヶ月テスト発信して、市場の反応を見てから改善する。</w:t>
       </w:r>
     </w:p>
     <w:p>
@@ -88,7 +61,7 @@
         <w:spacing w:after="400"/>
       </w:pPr>
       <w:r>
-        <w:t xml:space="preserve">STEP7  SNS告知文作成・投稿</w:t>
+        <w:t xml:space="preserve">最初から100点を目指すと発信できない。まず出して、反応をデータにする。</w:t>
       </w:r>
     </w:p>
     <w:p>
@@ -97,113 +70,55 @@
         <w:spacing w:after="200" w:before="600"/>
       </w:pPr>
       <w:r>
-        <w:t xml:space="preserve">STEP1｜市場調査リサーチ</w:t>
-      </w:r>
-    </w:p>
-    <w:p>
-      <w:pPr>
-        <w:pStyle w:val="Heading2"/>
-        <w:spacing w:after="150" w:before="400"/>
-      </w:pPr>
-      <w:r>
-        <w:t xml:space="preserve">確認する4つの条件（必ず順番に聞く）</w:t>
-      </w:r>
-    </w:p>
-    <w:p>
-      <w:pPr>
-        <w:spacing w:after="200"/>
-      </w:pPr>
-      <w:r>
-        <w:t xml:space="preserve">① 調査テーマ　　：AI副業／思考法 など</w:t>
-      </w:r>
-    </w:p>
-    <w:p>
-      <w:pPr>
-        <w:spacing w:after="200"/>
-      </w:pPr>
-      <w:r>
-        <w:t xml:space="preserve">② ターゲット層　：主婦／20代会社員／フリーランス など</w:t>
-      </w:r>
-    </w:p>
-    <w:p>
-      <w:pPr>
-        <w:spacing w:after="200"/>
-      </w:pPr>
-      <w:r>
-        <w:t xml:space="preserve">③ 販売形態　　　：eBook／テンプレート・ツール／オンライン講座</w:t>
-      </w:r>
-    </w:p>
-    <w:p>
-      <w:pPr>
-        <w:spacing w:after="300"/>
-      </w:pPr>
-      <w:r>
-        <w:t xml:space="preserve">④ 重点項目　　　：インサイト深掘り／競合分析重視／ブルーオーシャン発見</w:t>
-      </w:r>
-    </w:p>
-    <w:p>
-      <w:pPr>
-        <w:pStyle w:val="Heading2"/>
-        <w:spacing w:after="150" w:before="400"/>
-      </w:pPr>
-      <w:r>
-        <w:t xml:space="preserve">出力する4項目</w:t>
-      </w:r>
-    </w:p>
-    <w:p>
-      <w:pPr>
-        <w:spacing w:after="200"/>
-      </w:pPr>
-      <w:r>
-        <w:t xml:space="preserve">1. ターゲットの深い悩み（インサイト）× 5つ</w:t>
-      </w:r>
-    </w:p>
-    <w:p>
-      <w:pPr>
-        <w:spacing w:after="200"/>
-      </w:pPr>
-      <w:r>
-        <w:t xml:space="preserve">   └ 表層の悩みではなく「夜も眠れない本音の動機」</w:t>
-      </w:r>
-    </w:p>
-    <w:p>
-      <w:pPr>
-        <w:spacing w:after="200"/>
-      </w:pPr>
-      <w:r>
-        <w:t xml:space="preserve">2. 競合コンテンツの分析 × 3件</w:t>
-      </w:r>
-    </w:p>
-    <w:p>
-      <w:pPr>
-        <w:spacing w:after="200"/>
-      </w:pPr>
-      <w:r>
-        <w:t xml:space="preserve">   └ タイトル・価格帯・訴求ポイント・弱点</w:t>
-      </w:r>
-    </w:p>
-    <w:p>
-      <w:pPr>
-        <w:spacing w:after="200"/>
-      </w:pPr>
-      <w:r>
-        <w:t xml:space="preserve">3. 市場の空白（ブルーオーシャン）× 3つ</w:t>
-      </w:r>
-    </w:p>
-    <w:p>
-      <w:pPr>
-        <w:spacing w:after="200"/>
-      </w:pPr>
-      <w:r>
-        <w:t xml:space="preserve">   └ 競合がまだ触れていないニッチな需要</w:t>
-      </w:r>
-    </w:p>
-    <w:p>
-      <w:pPr>
-        <w:spacing w:after="200"/>
-      </w:pPr>
-      <w:r>
-        <w:t xml:space="preserve">4. 売れるパワーワード × 10個</w:t>
+        <w:t xml:space="preserve">全体フロー</w:t>
+      </w:r>
+    </w:p>
+    <w:p>
+      <w:pPr>
+        <w:spacing w:after="200"/>
+      </w:pPr>
+      <w:r>
+        <w:t xml:space="preserve">STEP1  市場調査リサーチ（ジャンル選定3要素で評価）</w:t>
+      </w:r>
+    </w:p>
+    <w:p>
+      <w:pPr>
+        <w:spacing w:after="200"/>
+      </w:pPr>
+      <w:r>
+        <w:t xml:space="preserve">STEP2  コンセプト整理（三大欲求×HARMの法則）</w:t>
+      </w:r>
+    </w:p>
+    <w:p>
+      <w:pPr>
+        <w:spacing w:after="200"/>
+      </w:pPr>
+      <w:r>
+        <w:t xml:space="preserve">STEP3  目次作成</w:t>
+      </w:r>
+    </w:p>
+    <w:p>
+      <w:pPr>
+        <w:spacing w:after="200"/>
+      </w:pPr>
+      <w:r>
+        <w:t xml:space="preserve">STEP4  本文執筆（はじめに・第1〜6章・おわりに）</w:t>
+      </w:r>
+    </w:p>
+    <w:p>
+      <w:pPr>
+        <w:spacing w:after="200"/>
+      </w:pPr>
+      <w:r>
+        <w:t xml:space="preserve">STEP5  Wordファイル出力</w:t>
+      </w:r>
+    </w:p>
+    <w:p>
+      <w:pPr>
+        <w:spacing w:after="200"/>
+      </w:pPr>
+      <w:r>
+        <w:t xml:space="preserve">STEP6  有料設定ライン・価格設定</w:t>
       </w:r>
     </w:p>
     <w:p>
@@ -211,7 +126,7 @@
         <w:spacing w:after="400"/>
       </w:pPr>
       <w:r>
-        <w:t xml:space="preserve">   └ ターゲットの感情を揺さぶる単語</w:t>
+        <w:t xml:space="preserve">STEP7  SNS告知文作成・投稿（X→note順序を守る）</w:t>
       </w:r>
     </w:p>
     <w:p>
@@ -220,6 +135,288 @@
         <w:spacing w:after="200" w:before="600"/>
       </w:pPr>
       <w:r>
+        <w:t xml:space="preserve">STEP1｜市場調査リサーチ</w:t>
+      </w:r>
+    </w:p>
+    <w:p>
+      <w:pPr>
+        <w:pStyle w:val="Heading2"/>
+        <w:spacing w:after="150" w:before="400"/>
+      </w:pPr>
+      <w:r>
+        <w:t xml:space="preserve">らっこ式：ジャンル選定3要素（リサーチ前に必ず評価）</w:t>
+      </w:r>
+    </w:p>
+    <w:p>
+      <w:pPr>
+        <w:spacing w:after="200"/>
+      </w:pPr>
+      <w:r>
+        <w:rPr>
+          <w:b/>
+          <w:bCs/>
+        </w:rPr>
+        <w:t xml:space="preserve">売れるジャンルの条件：市場の大きさ × 悩みの深さ × 悩みの緊急度</w:t>
+      </w:r>
+    </w:p>
+    <w:p>
+      <w:pPr>
+        <w:spacing w:after="200"/>
+      </w:pPr>
+      <w:r>
+        <w:t xml:space="preserve">・市場の大きさ　：そのジャンルに悩む人が多いか（Xで投稿数・フォロワー数を確認）</w:t>
+      </w:r>
+    </w:p>
+    <w:p>
+      <w:pPr>
+        <w:spacing w:after="200"/>
+      </w:pPr>
+      <w:r>
+        <w:t xml:space="preserve">・悩みの深さ　　：解決したくて夜も眠れないレベルか</w:t>
+      </w:r>
+    </w:p>
+    <w:p>
+      <w:pPr>
+        <w:spacing w:after="300"/>
+      </w:pPr>
+      <w:r>
+        <w:t xml:space="preserve">・悩みの緊急度　：今すぐ解決したいか・後回しにできないか</w:t>
+      </w:r>
+    </w:p>
+    <w:p>
+      <w:pPr>
+        <w:pStyle w:val="Heading2"/>
+        <w:spacing w:after="150" w:before="400"/>
+      </w:pPr>
+      <w:r>
+        <w:t xml:space="preserve">ジャンル別収益規模の目安</w:t>
+      </w:r>
+    </w:p>
+    <w:p>
+      <w:pPr>
+        <w:spacing w:after="200"/>
+      </w:pPr>
+      <w:r>
+        <w:t xml:space="preserve">お金・副業　　：月間売上大、価格1,000〜5,000円、緊急度高・競合多</w:t>
+      </w:r>
+    </w:p>
+    <w:p>
+      <w:pPr>
+        <w:spacing w:after="200"/>
+      </w:pPr>
+      <w:r>
+        <w:t xml:space="preserve">健康・ダイエット：月間売上大、価格500〜3,000円、需要安定・悩み深い</w:t>
+      </w:r>
+    </w:p>
+    <w:p>
+      <w:pPr>
+        <w:spacing w:after="200"/>
+      </w:pPr>
+      <w:r>
+        <w:t xml:space="preserve">恋愛・結婚　　：月間売上中〜大、価格1,000〜3,000円、感情購買・拡散しやすい</w:t>
+      </w:r>
+    </w:p>
+    <w:p>
+      <w:pPr>
+        <w:spacing w:after="200"/>
+      </w:pPr>
+      <w:r>
+        <w:t xml:space="preserve">子育て・教育　：月間売上中、価格500〜2,000円、ママ層の購買力高い</w:t>
+      </w:r>
+    </w:p>
+    <w:p>
+      <w:pPr>
+        <w:spacing w:after="200"/>
+      </w:pPr>
+      <w:r>
+        <w:t xml:space="preserve">キャリア・転職：月間売上中、価格1,000〜3,000円、決断期に集中購買</w:t>
+      </w:r>
+    </w:p>
+    <w:p>
+      <w:pPr>
+        <w:spacing w:after="300"/>
+      </w:pPr>
+      <w:r>
+        <w:t xml:space="preserve">趣味・ライフスタイル：月間売上小〜中、価格300〜1,500円、ファン化しやすい</w:t>
+      </w:r>
+    </w:p>
+    <w:p>
+      <w:pPr>
+        <w:pStyle w:val="Heading2"/>
+        <w:spacing w:after="150" w:before="400"/>
+      </w:pPr>
+      <w:r>
+        <w:t xml:space="preserve">らっこ式：HARMの法則（インサイト分析の軸）</w:t>
+      </w:r>
+    </w:p>
+    <w:p>
+      <w:pPr>
+        <w:spacing w:after="200"/>
+      </w:pPr>
+      <w:r>
+        <w:t xml:space="preserve">ターゲットの悩みをこの4軸で分類して深掘りする。</w:t>
+      </w:r>
+    </w:p>
+    <w:p>
+      <w:pPr>
+        <w:spacing w:after="200"/>
+      </w:pPr>
+      <w:r>
+        <w:t xml:space="preserve">H（Health）　：身体・精神・美容の悩み　→「疲れが取れない」「老けた気がする」</w:t>
+      </w:r>
+    </w:p>
+    <w:p>
+      <w:pPr>
+        <w:spacing w:after="200"/>
+      </w:pPr>
+      <w:r>
+        <w:t xml:space="preserve">A（Ambition）：成長・スキル・将来への不安→「AIに仕事を奪われる」「このままでいいのか」</w:t>
+      </w:r>
+    </w:p>
+    <w:p>
+      <w:pPr>
+        <w:spacing w:after="200"/>
+      </w:pPr>
+      <w:r>
+        <w:t xml:space="preserve">R（Relation）：家族・職場・恋愛の悩み　→「子どもと話が噛み合わない」「夫婦の温度差」</w:t>
+      </w:r>
+    </w:p>
+    <w:p>
+      <w:pPr>
+        <w:spacing w:after="200"/>
+      </w:pPr>
+      <w:r>
+        <w:t xml:space="preserve">M（Money）　：収入・節約・資産形成　　→「収入が増えない」「老後が不安」</w:t>
+      </w:r>
+    </w:p>
+    <w:p>
+      <w:pPr>
+        <w:spacing w:after="300"/>
+      </w:pPr>
+      <w:r>
+        <w:t xml:space="preserve">※ ターゲットの本音の悩みはたいてい複数の軸にまたがる。</w:t>
+      </w:r>
+    </w:p>
+    <w:p>
+      <w:pPr>
+        <w:pStyle w:val="Heading2"/>
+        <w:spacing w:after="150" w:before="400"/>
+      </w:pPr>
+      <w:r>
+        <w:t xml:space="preserve">確認する4つの条件（必ず順番に聞く）</w:t>
+      </w:r>
+    </w:p>
+    <w:p>
+      <w:pPr>
+        <w:spacing w:after="200"/>
+      </w:pPr>
+      <w:r>
+        <w:t xml:space="preserve">① 調査テーマ　　：AI副業／思考法 など</w:t>
+      </w:r>
+    </w:p>
+    <w:p>
+      <w:pPr>
+        <w:spacing w:after="200"/>
+      </w:pPr>
+      <w:r>
+        <w:t xml:space="preserve">② ターゲット層　：主婦／20代会社員／フリーランス など</w:t>
+      </w:r>
+    </w:p>
+    <w:p>
+      <w:pPr>
+        <w:spacing w:after="200"/>
+      </w:pPr>
+      <w:r>
+        <w:t xml:space="preserve">③ 販売形態　　　：eBook／テンプレート・ツール／オンライン講座</w:t>
+      </w:r>
+    </w:p>
+    <w:p>
+      <w:pPr>
+        <w:spacing w:after="300"/>
+      </w:pPr>
+      <w:r>
+        <w:t xml:space="preserve">④ 重点項目　　　：インサイト深掘り／競合分析重視／ブルーオーシャン発見</w:t>
+      </w:r>
+    </w:p>
+    <w:p>
+      <w:pPr>
+        <w:pStyle w:val="Heading2"/>
+        <w:spacing w:after="150" w:before="400"/>
+      </w:pPr>
+      <w:r>
+        <w:t xml:space="preserve">出力する4項目</w:t>
+      </w:r>
+    </w:p>
+    <w:p>
+      <w:pPr>
+        <w:spacing w:after="200"/>
+      </w:pPr>
+      <w:r>
+        <w:t xml:space="preserve">1. ターゲットの深い悩み（インサイト）× 5つ</w:t>
+      </w:r>
+    </w:p>
+    <w:p>
+      <w:pPr>
+        <w:spacing w:after="200"/>
+      </w:pPr>
+      <w:r>
+        <w:t xml:space="preserve">   └ HARMの法則で分類して「夜も眠れない本音の動機」を抽出</w:t>
+      </w:r>
+    </w:p>
+    <w:p>
+      <w:pPr>
+        <w:spacing w:after="200"/>
+      </w:pPr>
+      <w:r>
+        <w:t xml:space="preserve">2. 競合コンテンツの分析 × 3件</w:t>
+      </w:r>
+    </w:p>
+    <w:p>
+      <w:pPr>
+        <w:spacing w:after="200"/>
+      </w:pPr>
+      <w:r>
+        <w:t xml:space="preserve">   └ タイトル・価格帯・訴求ポイント・弱点</w:t>
+      </w:r>
+    </w:p>
+    <w:p>
+      <w:pPr>
+        <w:spacing w:after="200"/>
+      </w:pPr>
+      <w:r>
+        <w:t xml:space="preserve">3. 市場の空白（ブルーオーシャン）× 3つ</w:t>
+      </w:r>
+    </w:p>
+    <w:p>
+      <w:pPr>
+        <w:spacing w:after="200"/>
+      </w:pPr>
+      <w:r>
+        <w:t xml:space="preserve">   └ 競合がまだ触れていないニッチな需要</w:t>
+      </w:r>
+    </w:p>
+    <w:p>
+      <w:pPr>
+        <w:spacing w:after="200"/>
+      </w:pPr>
+      <w:r>
+        <w:t xml:space="preserve">4. 売れるパワーワード × 10個</w:t>
+      </w:r>
+    </w:p>
+    <w:p>
+      <w:pPr>
+        <w:spacing w:after="400"/>
+      </w:pPr>
+      <w:r>
+        <w:t xml:space="preserve">   └ ターゲットの感情を揺さぶる単語</w:t>
+      </w:r>
+    </w:p>
+    <w:p>
+      <w:pPr>
+        <w:pStyle w:val="Heading1"/>
+        <w:spacing w:after="200" w:before="600"/>
+      </w:pPr>
+      <w:r>
         <w:t xml:space="preserve">STEP2｜コンセプト整理</w:t>
       </w:r>
     </w:p>
@@ -229,6 +426,83 @@
         <w:spacing w:after="150" w:before="400"/>
       </w:pPr>
       <w:r>
+        <w:t xml:space="preserve">らっこ式：三大欲求（コンセプトの根本に置く）</w:t>
+      </w:r>
+    </w:p>
+    <w:p>
+      <w:pPr>
+        <w:spacing w:after="200"/>
+      </w:pPr>
+      <w:r>
+        <w:rPr>
+          <w:b/>
+          <w:bCs/>
+        </w:rPr>
+        <w:t xml:space="preserve">人が情報にお金を払う動機は3つだけ。コンセプトをこの欲求に接続する。</w:t>
+      </w:r>
+    </w:p>
+    <w:p>
+      <w:pPr>
+        <w:spacing w:after="200"/>
+      </w:pPr>
+      <w:r>
+        <w:t xml:space="preserve">繁殖欲求：子どもを守りたい・家族を守りたい</w:t>
+      </w:r>
+    </w:p>
+    <w:p>
+      <w:pPr>
+        <w:spacing w:after="200"/>
+      </w:pPr>
+      <w:r>
+        <w:t xml:space="preserve">  →「子どもの未来を守る」「家族が安心できる」</w:t>
+      </w:r>
+    </w:p>
+    <w:p>
+      <w:pPr>
+        <w:spacing w:after="200"/>
+      </w:pPr>
+      <w:r>
+        <w:t xml:space="preserve">承認欲求：認められたい・尊敬されたい・自己成長</w:t>
+      </w:r>
+    </w:p>
+    <w:p>
+      <w:pPr>
+        <w:spacing w:after="200"/>
+      </w:pPr>
+      <w:r>
+        <w:t xml:space="preserve">  →「周りに差をつける」「一歩先を行く親になる」</w:t>
+      </w:r>
+    </w:p>
+    <w:p>
+      <w:pPr>
+        <w:spacing w:after="200"/>
+      </w:pPr>
+      <w:r>
+        <w:t xml:space="preserve">金銭欲求：お金を増やしたい・損したくない</w:t>
+      </w:r>
+    </w:p>
+    <w:p>
+      <w:pPr>
+        <w:spacing w:after="200"/>
+      </w:pPr>
+      <w:r>
+        <w:t xml:space="preserve">  →「月1万円の副収入」「AI時代に稼ぐ方法」</w:t>
+      </w:r>
+    </w:p>
+    <w:p>
+      <w:pPr>
+        <w:spacing w:after="300"/>
+      </w:pPr>
+      <w:r>
+        <w:t xml:space="preserve">※ タイトルとキャッチコピーに最低1つの欲求を必ず組み込む</w:t>
+      </w:r>
+    </w:p>
+    <w:p>
+      <w:pPr>
+        <w:pStyle w:val="Heading2"/>
+        <w:spacing w:after="150" w:before="400"/>
+      </w:pPr>
+      <w:r>
         <w:t xml:space="preserve">出力する4要素</w:t>
       </w:r>
     </w:p>
@@ -237,7 +511,7 @@
         <w:spacing w:after="200"/>
       </w:pPr>
       <w:r>
-        <w:t xml:space="preserve">・タイトル案　　　　：5本（パワーワードを2つ以上含める）</w:t>
+        <w:t xml:space="preserve">・タイトル案　　　　：5本（パワーワードを2つ以上＋三大欲求を1つ以上含める）</w:t>
       </w:r>
     </w:p>
     <w:p>
@@ -656,7 +930,7 @@
     </w:p>
     <w:p>
       <w:pPr>
-        <w:spacing w:after="200" w:before="200"/>
+        <w:spacing w:after="200"/>
         <w:jc w:val="center"/>
       </w:pPr>
       <w:r>
@@ -772,6 +1046,67 @@
         <w:spacing w:after="150" w:before="400"/>
       </w:pPr>
       <w:r>
+        <w:t xml:space="preserve">らっこ式：X→note順序の原則</w:t>
+      </w:r>
+    </w:p>
+    <w:p>
+      <w:pPr>
+        <w:spacing w:after="200"/>
+      </w:pPr>
+      <w:r>
+        <w:rPr>
+          <w:b/>
+          <w:bCs/>
+        </w:rPr>
+        <w:t xml:space="preserve">「Xで読者を集めてからnoteを売る」がらっこ式の基本戦略。</w:t>
+      </w:r>
+    </w:p>
+    <w:p>
+      <w:pPr>
+        <w:spacing w:after="200"/>
+      </w:pPr>
+      <w:r>
+        <w:t xml:space="preserve">❌ NG：noteを公開してからXで宣伝する（読者ゼロからスタート）</w:t>
+      </w:r>
+    </w:p>
+    <w:p>
+      <w:pPr>
+        <w:spacing w:after="200"/>
+      </w:pPr>
+      <w:r>
+        <w:t xml:space="preserve">✅ OK：Xで発信して読者を増やしてからnoteを出す（温まった読者に届ける）</w:t>
+      </w:r>
+    </w:p>
+    <w:p>
+      <w:pPr>
+        <w:spacing w:after="200"/>
+      </w:pPr>
+      <w:r>
+        <w:t xml:space="preserve">理想の導線：Xで価値提供 → フォロワーが「この人の有料コンテンツも読みたい」と思う</w:t>
+      </w:r>
+    </w:p>
+    <w:p>
+      <w:pPr>
+        <w:spacing w:after="200"/>
+      </w:pPr>
+      <w:r>
+        <w:t xml:space="preserve">           → noteを公開して告知（信頼がある状態）→ 初速で購入・レビュー</w:t>
+      </w:r>
+    </w:p>
+    <w:p>
+      <w:pPr>
+        <w:spacing w:after="300"/>
+      </w:pPr>
+      <w:r>
+        <w:t xml:space="preserve">※ Xフォロワー500〜1,000人いれば初速で10〜20件購入が見込める</w:t>
+      </w:r>
+    </w:p>
+    <w:p>
+      <w:pPr>
+        <w:pStyle w:val="Heading2"/>
+        <w:spacing w:after="150" w:before="400"/>
+      </w:pPr>
+      <w:r>
         <w:t xml:space="preserve">X投稿パターン別使い分け</w:t>
       </w:r>
     </w:p>
@@ -920,15 +1255,15 @@
         <w:spacing w:after="200"/>
       </w:pPr>
       <w:r>
-        <w:t xml:space="preserve">□ STEP1：テーマ→ターゲット→販売形態→重点項目の順に確認してからリサーチ</w:t>
-      </w:r>
-    </w:p>
-    <w:p>
-      <w:pPr>
-        <w:spacing w:after="200"/>
-      </w:pPr>
-      <w:r>
-        <w:t xml:space="preserve">□ STEP2：パワーワードを2〜3個選んでタイトルに組み込む</w:t>
+        <w:t xml:space="preserve">□ STEP1：ジャンル選定3要素で評価 → 4条件を順番に確認してからリサーチ</w:t>
+      </w:r>
+    </w:p>
+    <w:p>
+      <w:pPr>
+        <w:spacing w:after="200"/>
+      </w:pPr>
+      <w:r>
+        <w:t xml:space="preserve">□ STEP2：HARMの法則でインサイト分析 → 三大欲求をタイトルに組み込む</w:t>
       </w:r>
     </w:p>
     <w:p>
@@ -977,7 +1312,7 @@
         <w:spacing w:after="200"/>
       </w:pPr>
       <w:r>
-        <w:t xml:space="preserve">□ STEP7：公開初日にX・Instagram投稿</w:t>
+        <w:t xml:space="preserve">□ STEP7：Xで発信して読者を温めてからnote告知（X→note順序）</w:t>
       </w:r>
     </w:p>
     <w:p>
@@ -986,6 +1321,14 @@
       </w:pPr>
       <w:r>
         <w:t xml:space="preserve">□ レビュー5件集まったら1,980円に値上げ＆告知投稿</w:t>
+      </w:r>
+    </w:p>
+    <w:p>
+      <w:pPr>
+        <w:spacing w:after="400"/>
+      </w:pPr>
+      <w:r>
+        <w:t xml:space="preserve">□ 60〜70点で出して、1ヶ月後に反応を見て改善する</w:t>
       </w:r>
     </w:p>
     <w:sectPr>

--- a/note記事制作ワークフロー完全版.docx
+++ b/note記事制作ワークフロー完全版.docx
@@ -892,7 +892,184 @@
         <w:spacing w:after="200" w:before="600"/>
       </w:pPr>
       <w:r>
-        <w:t xml:space="preserve">STEP6｜有料設定ライン・価格設定</w:t>
+        <w:t xml:space="preserve">STEP6｜有料設定ライン・価格設定・販売テクニック</w:t>
+      </w:r>
+    </w:p>
+    <w:p>
+      <w:pPr>
+        <w:pStyle w:val="Heading2"/>
+        <w:spacing w:after="150" w:before="400"/>
+      </w:pPr>
+      <w:r>
+        <w:t xml:space="preserve">らっこ式：売上が劇的に変わる9つの販売テクニック</w:t>
+      </w:r>
+    </w:p>
+    <w:p>
+      <w:pPr>
+        <w:spacing w:after="200"/>
+      </w:pPr>
+      <w:r>
+        <w:rPr>
+          <w:b/>
+          <w:bCs/>
+        </w:rPr>
+        <w:t xml:space="preserve">記事を発売する「前」の段階で、これらを無料エリアや告知ポストに仕込む。</w:t>
+      </w:r>
+    </w:p>
+    <w:p>
+      <w:pPr>
+        <w:spacing w:after="200"/>
+      </w:pPr>
+      <w:r>
+        <w:t xml:space="preserve">① 引用特典をつける　　　　（社会的証明＋返報性）</w:t>
+      </w:r>
+    </w:p>
+    <w:p>
+      <w:pPr>
+        <w:spacing w:after="200"/>
+      </w:pPr>
+      <w:r>
+        <w:t xml:space="preserve">   → 「感想をXでポストしてくれた方に〇〇をプレゼント」と記事末尾に記載</w:t>
+      </w:r>
+    </w:p>
+    <w:p>
+      <w:pPr>
+        <w:spacing w:after="200"/>
+      </w:pPr>
+      <w:r>
+        <w:t xml:space="preserve">② 「限定」要素を付加する　（希少性の原理）</w:t>
+      </w:r>
+    </w:p>
+    <w:p>
+      <w:pPr>
+        <w:spacing w:after="200"/>
+      </w:pPr>
+      <w:r>
+        <w:t xml:space="preserve">   → 「100部限定」「10日間限定販売」など</w:t>
+      </w:r>
+    </w:p>
+    <w:p>
+      <w:pPr>
+        <w:spacing w:after="200"/>
+      </w:pPr>
+      <w:r>
+        <w:t xml:space="preserve">③ あえて「禁止」してみる　（カリギュラ効果）</w:t>
+      </w:r>
+    </w:p>
+    <w:p>
+      <w:pPr>
+        <w:spacing w:after="200"/>
+      </w:pPr>
+      <w:r>
+        <w:t xml:space="preserve">   → 「本気で変わりたい人以外、絶対に買わないでください」</w:t>
+      </w:r>
+    </w:p>
+    <w:p>
+      <w:pPr>
+        <w:spacing w:after="200"/>
+      </w:pPr>
+      <w:r>
+        <w:t xml:space="preserve">④ デメリットも訴求する　　（両面提示の法則）</w:t>
+      </w:r>
+    </w:p>
+    <w:p>
+      <w:pPr>
+        <w:spacing w:after="200"/>
+      </w:pPr>
+      <w:r>
+        <w:t xml:space="preserve">   → 「最低でも1日1時間必要です」→ 誠実さが伝わり信頼が上がる</w:t>
+      </w:r>
+    </w:p>
+    <w:p>
+      <w:pPr>
+        <w:spacing w:after="200"/>
+      </w:pPr>
+      <w:r>
+        <w:t xml:space="preserve">⑤ 読者の認識を変化させる　（リフレーミング）</w:t>
+      </w:r>
+    </w:p>
+    <w:p>
+      <w:pPr>
+        <w:spacing w:after="200"/>
+      </w:pPr>
+      <w:r>
+        <w:t xml:space="preserve">   → 「1年かけて得た知識が、たった1回の飲み会代で手に入ります」</w:t>
+      </w:r>
+    </w:p>
+    <w:p>
+      <w:pPr>
+        <w:spacing w:after="200"/>
+      </w:pPr>
+      <w:r>
+        <w:t xml:space="preserve">⑥ アフターフォローをつける</w:t>
+      </w:r>
+    </w:p>
+    <w:p>
+      <w:pPr>
+        <w:spacing w:after="200"/>
+      </w:pPr>
+      <w:r>
+        <w:t xml:space="preserve">   → 購入者限定コミュニティ・期間限定質問回答</w:t>
+      </w:r>
+    </w:p>
+    <w:p>
+      <w:pPr>
+        <w:spacing w:after="200"/>
+      </w:pPr>
+      <w:r>
+        <w:t xml:space="preserve">⑦ 「早く買わないと損」と思わせる（損失回避バイアス）</w:t>
+      </w:r>
+    </w:p>
+    <w:p>
+      <w:pPr>
+        <w:spacing w:after="200"/>
+      </w:pPr>
+      <w:r>
+        <w:t xml:space="preserve">   → 「先着100部限定で、通常2,980円のところ980円で販売します」</w:t>
+      </w:r>
+    </w:p>
+    <w:p>
+      <w:pPr>
+        <w:spacing w:after="200"/>
+      </w:pPr>
+      <w:r>
+        <w:t xml:space="preserve">⑧ ベネフィットを伝える</w:t>
+      </w:r>
+    </w:p>
+    <w:p>
+      <w:pPr>
+        <w:spacing w:after="200"/>
+      </w:pPr>
+      <w:r>
+        <w:t xml:space="preserve">   → 商品の特徴（メリット）ではなく「読んだ後の生活がどう変わるか」を伝える</w:t>
+      </w:r>
+    </w:p>
+    <w:p>
+      <w:pPr>
+        <w:spacing w:after="200"/>
+      </w:pPr>
+      <w:r>
+        <w:t xml:space="preserve">⑨ 無料モニターを募集する</w:t>
+      </w:r>
+    </w:p>
+    <w:p>
+      <w:pPr>
+        <w:spacing w:after="200"/>
+      </w:pPr>
+      <w:r>
+        <w:t xml:space="preserve">   → 「5名限定でリポスト＆いいねで応募」→ 口コミを発売前に集める</w:t>
+      </w:r>
+    </w:p>
+    <w:p>
+      <w:pPr>
+        <w:spacing w:after="400"/>
+      </w:pPr>
+      <w:r>
+        <w:rPr>
+          <w:b/>
+          <w:bCs/>
+        </w:rPr>
+        <w:t xml:space="preserve">大原則：価格以上の価値を必ず提供すること。テクニックは後押しにすぎない。</w:t>
       </w:r>
     </w:p>
     <w:p>
@@ -1107,6 +1284,115 @@
         <w:spacing w:after="150" w:before="400"/>
       </w:pPr>
       <w:r>
+        <w:t xml:space="preserve">らっこ式：記事販売は「お祭り」！発売前ロードマップ</w:t>
+      </w:r>
+    </w:p>
+    <w:p>
+      <w:pPr>
+        <w:spacing w:after="200"/>
+      </w:pPr>
+      <w:r>
+        <w:rPr>
+          <w:b/>
+          <w:bCs/>
+        </w:rPr>
+        <w:t xml:space="preserve">ただ記事を書いて売るのではなく、お祭りのようなイベントとして盛り上げる。</w:t>
+      </w:r>
+    </w:p>
+    <w:p>
+      <w:pPr>
+        <w:spacing w:after="200"/>
+      </w:pPr>
+      <w:r>
+        <w:t xml:space="preserve">【発売1ヶ月前】需要の確認</w:t>
+      </w:r>
+    </w:p>
+    <w:p>
+      <w:pPr>
+        <w:spacing w:after="200"/>
+      </w:pPr>
+      <w:r>
+        <w:t xml:space="preserve">  SNSで「もっと詳しく知りたい人いますか？」と問いかけ → 反応を見てから執筆開始</w:t>
+      </w:r>
+    </w:p>
+    <w:p>
+      <w:pPr>
+        <w:spacing w:after="200"/>
+      </w:pPr>
+      <w:r>
+        <w:t xml:space="preserve">【発売2〜3週間前】認知させる</w:t>
+      </w:r>
+    </w:p>
+    <w:p>
+      <w:pPr>
+        <w:spacing w:after="200"/>
+      </w:pPr>
+      <w:r>
+        <w:t xml:space="preserve">  「全力でnoteの記事を執筆しています！」と進捗報告 → noteの画面スクショをポスト</w:t>
+      </w:r>
+    </w:p>
+    <w:p>
+      <w:pPr>
+        <w:spacing w:after="200"/>
+      </w:pPr>
+      <w:r>
+        <w:t xml:space="preserve">【発売1〜2週間前】モニター募集</w:t>
+      </w:r>
+    </w:p>
+    <w:p>
+      <w:pPr>
+        <w:spacing w:after="200"/>
+      </w:pPr>
+      <w:r>
+        <w:t xml:space="preserve">  「5名限定でリポスト＆いいねで応募」→ 影響力のある人にもDMで依頼</w:t>
+      </w:r>
+    </w:p>
+    <w:p>
+      <w:pPr>
+        <w:spacing w:after="200"/>
+      </w:pPr>
+      <w:r>
+        <w:t xml:space="preserve">【発売1週間前〜直前】ワクワク感を醸成</w:t>
+      </w:r>
+    </w:p>
+    <w:p>
+      <w:pPr>
+        <w:spacing w:after="200"/>
+      </w:pPr>
+      <w:r>
+        <w:t xml:space="preserve">  記事の一部・特典・モニターの感想を毎日少しずつ公開 → 「明日20時に発売！」</w:t>
+      </w:r>
+    </w:p>
+    <w:p>
+      <w:pPr>
+        <w:spacing w:after="200"/>
+      </w:pPr>
+      <w:r>
+        <w:t xml:space="preserve">【発売当日〜】スタートダッシュ</w:t>
+      </w:r>
+    </w:p>
+    <w:p>
+      <w:pPr>
+        <w:spacing w:after="200"/>
+      </w:pPr>
+      <w:r>
+        <w:t xml:space="preserve">  希少性＋損失回避で一気に販売 → 「発売1時間で○部突破！」とリアルタイム実況</w:t>
+      </w:r>
+    </w:p>
+    <w:p>
+      <w:pPr>
+        <w:spacing w:after="400"/>
+      </w:pPr>
+      <w:r>
+        <w:t xml:space="preserve">  購入者の感想をすべてリポスト・引用 → 良い口コミは無料エリアに随時追加</w:t>
+      </w:r>
+    </w:p>
+    <w:p>
+      <w:pPr>
+        <w:pStyle w:val="Heading2"/>
+        <w:spacing w:after="150" w:before="400"/>
+      </w:pPr>
+      <w:r>
         <w:t xml:space="preserve">X投稿パターン別使い分け</w:t>
       </w:r>
     </w:p>
@@ -1169,67 +1455,10 @@
     </w:p>
     <w:p>
       <w:pPr>
-        <w:spacing w:after="300"/>
+        <w:spacing w:after="400"/>
       </w:pPr>
       <w:r>
         <w:t xml:space="preserve">Instagram　：20〜22時　← 週3回投稿が理想</w:t>
-      </w:r>
-    </w:p>
-    <w:p>
-      <w:pPr>
-        <w:pStyle w:val="Heading2"/>
-        <w:spacing w:after="150" w:before="400"/>
-      </w:pPr>
-      <w:r>
-        <w:t xml:space="preserve">公開後の動かし方</w:t>
-      </w:r>
-    </w:p>
-    <w:p>
-      <w:pPr>
-        <w:spacing w:after="200"/>
-      </w:pPr>
-      <w:r>
-        <w:t xml:space="preserve">DAY1   noteに記事を公開（980円）</w:t>
-      </w:r>
-    </w:p>
-    <w:p>
-      <w:pPr>
-        <w:spacing w:after="200"/>
-      </w:pPr>
-      <w:r>
-        <w:t xml:space="preserve">         → X・Instagramに共感型を投稿</w:t>
-      </w:r>
-    </w:p>
-    <w:p>
-      <w:pPr>
-        <w:spacing w:after="200"/>
-      </w:pPr>
-      <w:r>
-        <w:t xml:space="preserve">DAY3   X に問題提起型を投稿</w:t>
-      </w:r>
-    </w:p>
-    <w:p>
-      <w:pPr>
-        <w:spacing w:after="200"/>
-      </w:pPr>
-      <w:r>
-        <w:t xml:space="preserve">DAY7   X にスレッド型を投稿（土曜の朝）</w:t>
-      </w:r>
-    </w:p>
-    <w:p>
-      <w:pPr>
-        <w:spacing w:after="200"/>
-      </w:pPr>
-      <w:r>
-        <w:t xml:space="preserve">         レビュー5件集まり次第 → 1,980円に値上げ告知</w:t>
-      </w:r>
-    </w:p>
-    <w:p>
-      <w:pPr>
-        <w:spacing w:after="400"/>
-      </w:pPr>
-      <w:r>
-        <w:t xml:space="preserve">DAY14  値上げ告知をX・Instagramに投稿</w:t>
       </w:r>
     </w:p>
     <w:p>
@@ -1238,6 +1467,162 @@
         <w:spacing w:after="200" w:before="600"/>
       </w:pPr>
       <w:r>
+        <w:t xml:space="preserve">長期戦略｜noteを「自動販売機」に変える</w:t>
+      </w:r>
+    </w:p>
+    <w:p>
+      <w:pPr>
+        <w:pStyle w:val="Heading2"/>
+        <w:spacing w:after="150" w:before="400"/>
+      </w:pPr>
+      <w:r>
+        <w:t xml:space="preserve">過去の記事を売れ続けさせる裏ワザ</w:t>
+      </w:r>
+    </w:p>
+    <w:p>
+      <w:pPr>
+        <w:spacing w:after="200"/>
+      </w:pPr>
+      <w:r>
+        <w:rPr>
+          <w:b/>
+          <w:bCs/>
+        </w:rPr>
+        <w:t xml:space="preserve">一度質の高い記事を作れば、24時間365日働き続ける「自動販売機」になる。</w:t>
+      </w:r>
+    </w:p>
+    <w:p>
+      <w:pPr>
+        <w:spacing w:after="200"/>
+      </w:pPr>
+      <w:r>
+        <w:t xml:space="preserve">・定期的な情報アップデート：新しい情報・質問への回答を追記する</w:t>
+      </w:r>
+    </w:p>
+    <w:p>
+      <w:pPr>
+        <w:spacing w:after="200"/>
+      </w:pPr>
+      <w:r>
+        <w:t xml:space="preserve">・冒頭に更新履歴を記載：「○月○日、○○について追記しました！」</w:t>
+      </w:r>
+    </w:p>
+    <w:p>
+      <w:pPr>
+        <w:spacing w:after="300"/>
+      </w:pPr>
+      <w:r>
+        <w:t xml:space="preserve">・更新したらXでポスト → 新しい読者が手に取るきっかけになる</w:t>
+      </w:r>
+    </w:p>
+    <w:p>
+      <w:pPr>
+        <w:pStyle w:val="Heading2"/>
+        <w:spacing w:after="150" w:before="400"/>
+      </w:pPr>
+      <w:r>
+        <w:t xml:space="preserve">発信を「続ける」技術</w:t>
+      </w:r>
+    </w:p>
+    <w:p>
+      <w:pPr>
+        <w:spacing w:after="200"/>
+      </w:pPr>
+      <w:r>
+        <w:t xml:space="preserve">習慣化の設計：ベイビーステップ（最初は「アプリを開くだけ」からスタート）</w:t>
+      </w:r>
+    </w:p>
+    <w:p>
+      <w:pPr>
+        <w:spacing w:after="200"/>
+      </w:pPr>
+      <w:r>
+        <w:t xml:space="preserve">今日やる宣言：仲間とのグループで「今日やること」を宣言して報告する</w:t>
+      </w:r>
+    </w:p>
+    <w:p>
+      <w:pPr>
+        <w:spacing w:after="200"/>
+      </w:pPr>
+      <w:r>
+        <w:t xml:space="preserve">完璧主義から卒業：一度できなかった日があっても翌日から淡々と再開</w:t>
+      </w:r>
+    </w:p>
+    <w:p>
+      <w:pPr>
+        <w:spacing w:after="200"/>
+      </w:pPr>
+      <w:r>
+        <w:t xml:space="preserve">セルフコンパッション：失敗したとき「自分自身」と「出来事」を切り離して考える</w:t>
+      </w:r>
+    </w:p>
+    <w:p>
+      <w:pPr>
+        <w:spacing w:after="300"/>
+      </w:pPr>
+      <w:r>
+        <w:t xml:space="preserve">仲間を作る：同じようにnoteで稼ごうとしている仲間を見つけて交流する</w:t>
+      </w:r>
+    </w:p>
+    <w:p>
+      <w:pPr>
+        <w:pStyle w:val="Heading2"/>
+        <w:spacing w:after="150" w:before="400"/>
+      </w:pPr>
+      <w:r>
+        <w:t xml:space="preserve">さらに売上を伸ばす上級戦略</w:t>
+      </w:r>
+    </w:p>
+    <w:p>
+      <w:pPr>
+        <w:spacing w:after="200"/>
+      </w:pPr>
+      <w:r>
+        <w:t xml:space="preserve">新作記事を作り続ける：ひとつのヒットが次のヒットを生む「ドミノ倒し」現象</w:t>
+      </w:r>
+    </w:p>
+    <w:p>
+      <w:pPr>
+        <w:spacing w:after="200"/>
+      </w:pPr>
+      <w:r>
+        <w:t xml:space="preserve">有料マガジン機能：複数の有料記事をまとめてセット販売</w:t>
+      </w:r>
+    </w:p>
+    <w:p>
+      <w:pPr>
+        <w:spacing w:after="200"/>
+      </w:pPr>
+      <w:r>
+        <w:t xml:space="preserve">イベントセール：お正月・クリスマスなどにタイムセール（20%値下げ）</w:t>
+      </w:r>
+    </w:p>
+    <w:p>
+      <w:pPr>
+        <w:spacing w:after="200"/>
+      </w:pPr>
+      <w:r>
+        <w:t xml:space="preserve">期間限定販売：3〜5日間限定で強力な希少性を演出（多用は厳禁）</w:t>
+      </w:r>
+    </w:p>
+    <w:p>
+      <w:pPr>
+        <w:spacing w:after="400"/>
+      </w:pPr>
+      <w:r>
+        <w:rPr>
+          <w:b/>
+          <w:bCs/>
+        </w:rPr>
+        <w:t xml:space="preserve">最低でも半年は続けること。ブレイクスルーポイントまで諦めずに走り続ける。</w:t>
+      </w:r>
+    </w:p>
+    <w:p>
+      <w:pPr>
+        <w:pStyle w:val="Heading1"/>
+        <w:spacing w:after="200" w:before="600"/>
+      </w:pPr>
+      <w:r>
         <w:t xml:space="preserve">チェックリスト（次回記事用）</w:t>
       </w:r>
     </w:p>
@@ -1304,6 +1689,14 @@
         <w:spacing w:after="200"/>
       </w:pPr>
       <w:r>
+        <w:t xml:space="preserve">□ STEP6：9つの販売テクニックを無料エリアと告知ポストに仕込む</w:t>
+      </w:r>
+    </w:p>
+    <w:p>
+      <w:pPr>
+        <w:spacing w:after="200"/>
+      </w:pPr>
+      <w:r>
         <w:t xml:space="preserve">□ STEP6：第2章の途中に有料ラインを設定／初速980円で公開</w:t>
       </w:r>
     </w:p>
@@ -1312,7 +1705,15 @@
         <w:spacing w:after="200"/>
       </w:pPr>
       <w:r>
-        <w:t xml:space="preserve">□ STEP7：Xで発信して読者を温めてからnote告知（X→note順序）</w:t>
+        <w:t xml:space="preserve">□ STEP7：発売1ヶ月前から「需要確認→進捗報告→モニター募集→ワクワク演出」</w:t>
+      </w:r>
+    </w:p>
+    <w:p>
+      <w:pPr>
+        <w:spacing w:after="200"/>
+      </w:pPr>
+      <w:r>
+        <w:t xml:space="preserve">□ STEP7：公開初日にX・Instagram投稿 → 口コミをリポストして実況</w:t>
       </w:r>
     </w:p>
     <w:p>
@@ -1325,10 +1726,18 @@
     </w:p>
     <w:p>
       <w:pPr>
+        <w:spacing w:after="200"/>
+      </w:pPr>
+      <w:r>
+        <w:t xml:space="preserve">□ 60〜70点で出して、1ヶ月後に反応を見て改善する</w:t>
+      </w:r>
+    </w:p>
+    <w:p>
+      <w:pPr>
         <w:spacing w:after="400"/>
       </w:pPr>
       <w:r>
-        <w:t xml:space="preserve">□ 60〜70点で出して、1ヶ月後に反応を見て改善する</w:t>
+        <w:t xml:space="preserve">□ 記事を定期アップデートして「自動販売機」化する</w:t>
       </w:r>
     </w:p>
     <w:sectPr>

--- a/note記事制作ワークフロー完全版.docx
+++ b/note記事制作ワークフロー完全版.docx
@@ -1214,7 +1214,381 @@
         <w:spacing w:after="200" w:before="600"/>
       </w:pPr>
       <w:r>
-        <w:t xml:space="preserve">STEP7｜SNS告知文</w:t>
+        <w:t xml:space="preserve">STEP7｜Xアカウント設計＆SNS告知文</w:t>
+      </w:r>
+    </w:p>
+    <w:p>
+      <w:pPr>
+        <w:pStyle w:val="Heading2"/>
+        <w:spacing w:after="150" w:before="400"/>
+      </w:pPr>
+      <w:r>
+        <w:t xml:space="preserve">らっこ式：Xアカウント設計5ステップ（設計で売上の9割が決まる）</w:t>
+      </w:r>
+    </w:p>
+    <w:p>
+      <w:pPr>
+        <w:spacing w:after="200"/>
+      </w:pPr>
+      <w:r>
+        <w:rPr>
+          <w:b/>
+          <w:bCs/>
+        </w:rPr>
+        <w:t xml:space="preserve">noteで稼ぐための準備はXのアカウント設計から始まる。</w:t>
+      </w:r>
+    </w:p>
+    <w:p>
+      <w:pPr>
+        <w:spacing w:after="200"/>
+      </w:pPr>
+      <w:r>
+        <w:t xml:space="preserve">ステップ1：市場・ジャンルを決定する</w:t>
+      </w:r>
+    </w:p>
+    <w:p>
+      <w:pPr>
+        <w:spacing w:after="200"/>
+      </w:pPr>
+      <w:r>
+        <w:t xml:space="preserve">  「儲かる市場」と「自分が継続できる市場」の両立を探す</w:t>
+      </w:r>
+    </w:p>
+    <w:p>
+      <w:pPr>
+        <w:spacing w:after="200"/>
+      </w:pPr>
+      <w:r>
+        <w:t xml:space="preserve">ステップ2：競合をリサーチする</w:t>
+      </w:r>
+    </w:p>
+    <w:p>
+      <w:pPr>
+        <w:spacing w:after="200"/>
+      </w:pPr>
+      <w:r>
+        <w:t xml:space="preserve">  売上推測の公式：スキ数 × 記事の価格 × 1.5 ≒ 売上</w:t>
+      </w:r>
+    </w:p>
+    <w:p>
+      <w:pPr>
+        <w:spacing w:after="200"/>
+      </w:pPr>
+      <w:r>
+        <w:t xml:space="preserve">  少なくとも3人以上「noteで累計100万円以上」の競合がいる市場を選ぶ</w:t>
+      </w:r>
+    </w:p>
+    <w:p>
+      <w:pPr>
+        <w:spacing w:after="200"/>
+      </w:pPr>
+      <w:r>
+        <w:t xml:space="preserve">ステップ3：コンセプト・キャラクターを決定する</w:t>
+      </w:r>
+    </w:p>
+    <w:p>
+      <w:pPr>
+        <w:spacing w:after="200"/>
+      </w:pPr>
+      <w:r>
+        <w:t xml:space="preserve">  有料記事が売れるキャラクター ＝ 読者との「上下関係」が発生するキャラ</w:t>
+      </w:r>
+    </w:p>
+    <w:p>
+      <w:pPr>
+        <w:spacing w:after="200"/>
+      </w:pPr>
+      <w:r>
+        <w:t xml:space="preserve">  例：先生・師匠・先輩の立場で発信する</w:t>
+      </w:r>
+    </w:p>
+    <w:p>
+      <w:pPr>
+        <w:spacing w:after="200"/>
+      </w:pPr>
+      <w:r>
+        <w:t xml:space="preserve">ステップ4：Xの全体像を理解する</w:t>
+      </w:r>
+    </w:p>
+    <w:p>
+      <w:pPr>
+        <w:spacing w:after="200"/>
+      </w:pPr>
+      <w:r>
+        <w:t xml:space="preserve">  ポスト → 反応者のTLに表示 → ユーザーがアクション → おすすめTLで拡散</w:t>
+      </w:r>
+    </w:p>
+    <w:p>
+      <w:pPr>
+        <w:spacing w:after="200"/>
+      </w:pPr>
+      <w:r>
+        <w:t xml:space="preserve">  Xが期待するのは「1秒でも長くXに滞在してもらうこと」→ 有益なポストが評価される</w:t>
+      </w:r>
+    </w:p>
+    <w:p>
+      <w:pPr>
+        <w:spacing w:after="200"/>
+      </w:pPr>
+      <w:r>
+        <w:t xml:space="preserve">ステップ5：名前・アイコン・ヘッダー・プロフィールを整える</w:t>
+      </w:r>
+    </w:p>
+    <w:p>
+      <w:pPr>
+        <w:spacing w:after="200"/>
+      </w:pPr>
+      <w:r>
+        <w:t xml:space="preserve">  名前：一目で何の発信かわかる・5文字以内・実績を入れる（稼ぐ系なら必須）</w:t>
+      </w:r>
+    </w:p>
+    <w:p>
+      <w:pPr>
+        <w:spacing w:after="200"/>
+      </w:pPr>
+      <w:r>
+        <w:t xml:space="preserve">  アイコン：記憶に残るデザイン・先生・先輩のような「格上感」</w:t>
+      </w:r>
+    </w:p>
+    <w:p>
+      <w:pPr>
+        <w:spacing w:after="300"/>
+      </w:pPr>
+      <w:r>
+        <w:t xml:space="preserve">  プロフィール：110字前後・誰の悩みを解決するか・具体的な実績・常に改善を疑う</w:t>
+      </w:r>
+    </w:p>
+    <w:p>
+      <w:pPr>
+        <w:pStyle w:val="Heading2"/>
+        <w:spacing w:after="150" w:before="400"/>
+      </w:pPr>
+      <w:r>
+        <w:t xml:space="preserve">ポストの3つの役割</w:t>
+      </w:r>
+    </w:p>
+    <w:p>
+      <w:pPr>
+        <w:spacing w:after="200"/>
+      </w:pPr>
+      <w:r>
+        <w:t xml:space="preserve">1. 認知のポスト　　：バズを狙い新しい人にアカウントを知ってもらう（メイン）</w:t>
+      </w:r>
+    </w:p>
+    <w:p>
+      <w:pPr>
+        <w:spacing w:after="200"/>
+      </w:pPr>
+      <w:r>
+        <w:t xml:space="preserve">2. フォロワー向けポスト：共感・知識共有で関係性を深める（メイン）</w:t>
+      </w:r>
+    </w:p>
+    <w:p>
+      <w:pPr>
+        <w:spacing w:after="300"/>
+      </w:pPr>
+      <w:r>
+        <w:t xml:space="preserve">3. note販売のポスト：有料記事の告知・誘導（記事発売時）</w:t>
+      </w:r>
+    </w:p>
+    <w:p>
+      <w:pPr>
+        <w:pStyle w:val="Heading2"/>
+        <w:spacing w:after="150" w:before="400"/>
+      </w:pPr>
+      <w:r>
+        <w:t xml:space="preserve">売れる・伸びるポストの型4選</w:t>
+      </w:r>
+    </w:p>
+    <w:p>
+      <w:pPr>
+        <w:spacing w:after="200"/>
+      </w:pPr>
+      <w:r>
+        <w:t xml:space="preserve">1. 箇条書き　　　：文字数を1字ずつ増やす（○/○○/○○○）か減らして視覚変化</w:t>
+      </w:r>
+    </w:p>
+    <w:p>
+      <w:pPr>
+        <w:spacing w:after="200"/>
+      </w:pPr>
+      <w:r>
+        <w:t xml:space="preserve">2. スレッド投稿　：1ポストにリプライを繋いで深掘り。滞在時間が延びてAI評価UP</w:t>
+      </w:r>
+    </w:p>
+    <w:p>
+      <w:pPr>
+        <w:spacing w:after="200"/>
+      </w:pPr>
+      <w:r>
+        <w:t xml:space="preserve">3. キャッチーな1行目：「断言しますが」「9割の人が知らない」で心を掴む</w:t>
+      </w:r>
+    </w:p>
+    <w:p>
+      <w:pPr>
+        <w:spacing w:after="300"/>
+      </w:pPr>
+      <w:r>
+        <w:t xml:space="preserve">4. 画像活用　　　：メモ帳スクショ・過去投稿スクショで視認性アップ</w:t>
+      </w:r>
+    </w:p>
+    <w:p>
+      <w:pPr>
+        <w:pStyle w:val="Heading2"/>
+        <w:spacing w:after="150" w:before="400"/>
+      </w:pPr>
+      <w:r>
+        <w:t xml:space="preserve">絶対にやってはいけないX運用10選</w:t>
+      </w:r>
+    </w:p>
+    <w:p>
+      <w:pPr>
+        <w:spacing w:after="200"/>
+      </w:pPr>
+      <w:r>
+        <w:t xml:space="preserve">① 相互フォロー運用　　　（エンゲージメントゼロの中身のないフォロワー）</w:t>
+      </w:r>
+    </w:p>
+    <w:p>
+      <w:pPr>
+        <w:spacing w:after="200"/>
+      </w:pPr>
+      <w:r>
+        <w:t xml:space="preserve">② 定型文のようなリプまわり（「すごいですね！」は逆効果。1日10人・具体的なリプを）</w:t>
+      </w:r>
+    </w:p>
+    <w:p>
+      <w:pPr>
+        <w:spacing w:after="200"/>
+      </w:pPr>
+      <w:r>
+        <w:t xml:space="preserve">③ 過度な「いいね」　　　（1度に4〜5人、1日30〜40回程度に留める）</w:t>
+      </w:r>
+    </w:p>
+    <w:p>
+      <w:pPr>
+        <w:spacing w:after="200"/>
+      </w:pPr>
+      <w:r>
+        <w:t xml:space="preserve">④ いいねをもらっても返さない（ギブ＆テイク。返すことで次回も反応してもらえる）</w:t>
+      </w:r>
+    </w:p>
+    <w:p>
+      <w:pPr>
+        <w:spacing w:after="200"/>
+      </w:pPr>
+      <w:r>
+        <w:t xml:space="preserve">⑤ プロフィール画面の整理不足（引用・リポストばかりで自分の発信が埋もれる）</w:t>
+      </w:r>
+    </w:p>
+    <w:p>
+      <w:pPr>
+        <w:spacing w:after="200"/>
+      </w:pPr>
+      <w:r>
+        <w:t xml:space="preserve">⑥ 同ジャンルの発信者との交流不足（横の繋がりが拡散の鍵）</w:t>
+      </w:r>
+    </w:p>
+    <w:p>
+      <w:pPr>
+        <w:spacing w:after="200"/>
+      </w:pPr>
+      <w:r>
+        <w:t xml:space="preserve">⑦ 発信ジャンルの一貫性不足（「この人は○○の人だ」と認識させることが最重要）</w:t>
+      </w:r>
+    </w:p>
+    <w:p>
+      <w:pPr>
+        <w:spacing w:after="200"/>
+      </w:pPr>
+      <w:r>
+        <w:t xml:space="preserve">⑧ 価値提供への意識不足（全体の7〜8割は価値提供にフォーカスする）</w:t>
+      </w:r>
+    </w:p>
+    <w:p>
+      <w:pPr>
+        <w:spacing w:after="200"/>
+      </w:pPr>
+      <w:r>
+        <w:t xml:space="preserve">⑨ ポストが具体的でない（「今日からできそう」と感じさせるレベルまで落とし込む）</w:t>
+      </w:r>
+    </w:p>
+    <w:p>
+      <w:pPr>
+        <w:spacing w:after="300"/>
+      </w:pPr>
+      <w:r>
+        <w:t xml:space="preserve">⑩ リサーチ不足（XもnoteもリサーチがX割。伸びているアカウントを常に観察する）</w:t>
+      </w:r>
+    </w:p>
+    <w:p>
+      <w:pPr>
+        <w:pStyle w:val="Heading2"/>
+        <w:spacing w:after="150" w:before="400"/>
+      </w:pPr>
+      <w:r>
+        <w:t xml:space="preserve">投稿頻度と時間帯</w:t>
+      </w:r>
+    </w:p>
+    <w:p>
+      <w:pPr>
+        <w:spacing w:after="200"/>
+      </w:pPr>
+      <w:r>
+        <w:t xml:space="preserve">投稿頻度：1日3〜5ポストが目安。質の低い大量投稿より高品質1投稿を優先</w:t>
+      </w:r>
+    </w:p>
+    <w:p>
+      <w:pPr>
+        <w:spacing w:after="200"/>
+      </w:pPr>
+      <w:r>
+        <w:t xml:space="preserve">会社員向け：朝7〜8時（通勤）・仕事終わり20〜22時</w:t>
+      </w:r>
+    </w:p>
+    <w:p>
+      <w:pPr>
+        <w:spacing w:after="200"/>
+      </w:pPr>
+      <w:r>
+        <w:t xml:space="preserve">主婦向け　：家事が落ち着く14〜16時・夜21〜23時</w:t>
+      </w:r>
+    </w:p>
+    <w:p>
+      <w:pPr>
+        <w:spacing w:after="300"/>
+      </w:pPr>
+      <w:r>
+        <w:t xml:space="preserve">ポストのストック：週末に1週間分を書き溜め。Xの下書きは消えるのでメモ帳に保存</w:t>
+      </w:r>
+    </w:p>
+    <w:p>
+      <w:pPr>
+        <w:pStyle w:val="Heading2"/>
+        <w:spacing w:after="150" w:before="400"/>
+      </w:pPr>
+      <w:r>
+        <w:t xml:space="preserve">100フォロワー達成したら有料記事デビュー</w:t>
+      </w:r>
+    </w:p>
+    <w:p>
+      <w:pPr>
+        <w:spacing w:after="200"/>
+      </w:pPr>
+      <w:r>
+        <w:rPr>
+          <w:b/>
+          <w:bCs/>
+        </w:rPr>
+        <w:t xml:space="preserve">フォロワー100人を超えたら、練習として軽めの有料記事をリリースしてみる。</w:t>
+      </w:r>
+    </w:p>
+    <w:p>
+      <w:pPr>
+        <w:spacing w:after="400"/>
+      </w:pPr>
+      <w:r>
+        <w:t xml:space="preserve">価格は100〜500円程度でOK。目的は「売り方を学ぶ」こと。</w:t>
       </w:r>
     </w:p>
     <w:p>

--- a/note記事制作ワークフロー完全版.docx
+++ b/note記事制作ワークフロー完全版.docx
@@ -32,7 +32,7 @@
         <w:jc w:val="center"/>
       </w:pPr>
       <w:r>
-        <w:t xml:space="preserve">らっこ式フレームワーク統合版</w:t>
+        <w:t xml:space="preserve">らっこ式フレームワーク統合版（5〜8章完全取り込み）</w:t>
       </w:r>
     </w:p>
     <w:p>
@@ -58,10 +58,18 @@
     </w:p>
     <w:p>
       <w:pPr>
+        <w:spacing w:after="200"/>
+      </w:pPr>
+      <w:r>
+        <w:t xml:space="preserve">最初から100点を目指すと発信できない。まず出して、反応をデータにする。</w:t>
+      </w:r>
+    </w:p>
+    <w:p>
+      <w:pPr>
         <w:spacing w:after="400"/>
       </w:pPr>
       <w:r>
-        <w:t xml:space="preserve">最初から100点を目指すと発信できない。まず出して、反応をデータにする。</w:t>
+        <w:t xml:space="preserve">まずは80点でもいいからリリースすること。noteの記事はあとからいくらでも追記・修正ができる。</w:t>
       </w:r>
     </w:p>
     <w:p>
@@ -94,15 +102,15 @@
         <w:spacing w:after="200"/>
       </w:pPr>
       <w:r>
-        <w:t xml:space="preserve">STEP3  目次作成</w:t>
-      </w:r>
-    </w:p>
-    <w:p>
-      <w:pPr>
-        <w:spacing w:after="200"/>
-      </w:pPr>
-      <w:r>
-        <w:t xml:space="preserve">STEP4  本文執筆（はじめに・第1〜6章・おわりに）</w:t>
+        <w:t xml:space="preserve">STEP3  目次作成（Xでニーズテスト → 目次チェックリスト）</w:t>
+      </w:r>
+    </w:p>
+    <w:p>
+      <w:pPr>
+        <w:spacing w:after="200"/>
+      </w:pPr>
+      <w:r>
+        <w:t xml:space="preserve">STEP4  本文執筆（有料エリアから→リサーチ→無料エリア黄金テンプレート）</w:t>
       </w:r>
     </w:p>
     <w:p>
@@ -118,7 +126,7 @@
         <w:spacing w:after="200"/>
       </w:pPr>
       <w:r>
-        <w:t xml:space="preserve">STEP6  有料設定ライン・価格設定</w:t>
+        <w:t xml:space="preserve">STEP6  有料設定ライン・価格設定・口コミ収集・特典・セール</w:t>
       </w:r>
     </w:p>
     <w:p>
@@ -582,6 +590,79 @@
         <w:spacing w:after="150" w:before="400"/>
       </w:pPr>
       <w:r>
+        <w:t xml:space="preserve">Xでニーズテスト（目次・執筆前の最重要チェック）</w:t>
+      </w:r>
+    </w:p>
+    <w:p>
+      <w:pPr>
+        <w:spacing w:after="200"/>
+      </w:pPr>
+      <w:r>
+        <w:rPr>
+          <w:b/>
+          <w:bCs/>
+        </w:rPr>
+        <w:t xml:space="preserve">売れる記事の種は、あなたのXのポストの中に存在する。</w:t>
+      </w:r>
+    </w:p>
+    <w:p>
+      <w:pPr>
+        <w:spacing w:after="200"/>
+      </w:pPr>
+      <w:r>
+        <w:t xml:space="preserve">① 普段の投稿の中で「いいね・リポスト・リプライ」が多かったテーマを探す</w:t>
+      </w:r>
+    </w:p>
+    <w:p>
+      <w:pPr>
+        <w:spacing w:after="200"/>
+      </w:pPr>
+      <w:r>
+        <w:t xml:space="preserve">② Xで「○○というテーマでnoteの記事を書こうと思っているんですが、</w:t>
+      </w:r>
+    </w:p>
+    <w:p>
+      <w:pPr>
+        <w:spacing w:after="200"/>
+      </w:pPr>
+      <w:r>
+        <w:t xml:space="preserve">   需要はありますか？いいねやリブで教えてほしいです！」とポストして反応を確認する</w:t>
+      </w:r>
+    </w:p>
+    <w:p>
+      <w:pPr>
+        <w:spacing w:after="200"/>
+      </w:pPr>
+      <w:r>
+        <w:t xml:space="preserve">③ 反応が良ければ記事化 → 反応が薄ければ別のテーマに転換する</w:t>
+      </w:r>
+    </w:p>
+    <w:p>
+      <w:pPr>
+        <w:spacing w:after="200"/>
+      </w:pPr>
+      <w:r>
+        <w:rPr>
+          <w:b/>
+          <w:bCs/>
+        </w:rPr>
+        <w:t xml:space="preserve">この鉄則を絶対に忘れないでください。</w:t>
+      </w:r>
+    </w:p>
+    <w:p>
+      <w:pPr>
+        <w:spacing w:after="300"/>
+      </w:pPr>
+      <w:r>
+        <w:t xml:space="preserve">どれだけ素晴らしい内容の記事を書きあげても、そこに需要がなければ1円にもなりません。</w:t>
+      </w:r>
+    </w:p>
+    <w:p>
+      <w:pPr>
+        <w:pStyle w:val="Heading2"/>
+        <w:spacing w:after="150" w:before="400"/>
+      </w:pPr>
+      <w:r>
         <w:t xml:space="preserve">6章構成ルール</w:t>
       </w:r>
     </w:p>
@@ -635,10 +716,87 @@
     </w:p>
     <w:p>
       <w:pPr>
+        <w:spacing w:after="300"/>
+      </w:pPr>
+      <w:r>
+        <w:t xml:space="preserve">※ 各章に「キャッチーな見出し」＋「2〜3個のサブ見出し」をつける</w:t>
+      </w:r>
+    </w:p>
+    <w:p>
+      <w:pPr>
+        <w:pStyle w:val="Heading2"/>
+        <w:spacing w:after="150" w:before="400"/>
+      </w:pPr>
+      <w:r>
+        <w:t xml:space="preserve">目次チェックリスト（売上を倍増させる目次の条件）</w:t>
+      </w:r>
+    </w:p>
+    <w:p>
+      <w:pPr>
+        <w:spacing w:after="200"/>
+      </w:pPr>
+      <w:r>
+        <w:rPr>
+          <w:b/>
+          <w:bCs/>
+        </w:rPr>
+        <w:t xml:space="preserve">目次を読んだだけで「この記事を読めば悩みが解決できそうだ」とワクワクする構成か？</w:t>
+      </w:r>
+    </w:p>
+    <w:p>
+      <w:pPr>
+        <w:spacing w:after="200"/>
+      </w:pPr>
+      <w:r>
+        <w:t xml:space="preserve">□ 同ジャンルの書籍やnoteの記事の目次に目を通したか</w:t>
+      </w:r>
+    </w:p>
+    <w:p>
+      <w:pPr>
+        <w:spacing w:after="200"/>
+      </w:pPr>
+      <w:r>
+        <w:t xml:space="preserve">□ 同ジャンルの目次で参考にできそうな内容は盛り込んでいるか</w:t>
+      </w:r>
+    </w:p>
+    <w:p>
+      <w:pPr>
+        <w:spacing w:after="200"/>
+      </w:pPr>
+      <w:r>
+        <w:t xml:space="preserve">□ 同ジャンルの目次で抜けていた内容を盛り込めているか</w:t>
+      </w:r>
+    </w:p>
+    <w:p>
+      <w:pPr>
+        <w:spacing w:after="200"/>
+      </w:pPr>
+      <w:r>
+        <w:t xml:space="preserve">□ 同ジャンルの売れている記事よりあなたの記事のほうが豪華な内容か</w:t>
+      </w:r>
+    </w:p>
+    <w:p>
+      <w:pPr>
+        <w:spacing w:after="200"/>
+      </w:pPr>
+      <w:r>
+        <w:t xml:space="preserve">□ 「世間の常識とは逆の真実」もしくは「裏技感」のある内容が入っているか</w:t>
+      </w:r>
+    </w:p>
+    <w:p>
+      <w:pPr>
+        <w:spacing w:after="200"/>
+      </w:pPr>
+      <w:r>
+        <w:t xml:space="preserve">□ 目次を見ただけで、欲しいと思えるような魅力的な目次になっているか</w:t>
+      </w:r>
+    </w:p>
+    <w:p>
+      <w:pPr>
         <w:spacing w:after="400"/>
       </w:pPr>
       <w:r>
-        <w:t xml:space="preserve">※ 各章に「キャッチーな見出し」＋「2〜3個のサブ見出し」をつける</w:t>
+        <w:t xml:space="preserve">【売上を倍増させる目次テクニック】「世間の常識とは逆の真実」や「裏技感」のある内容を入れる。</w:t>
       </w:r>
     </w:p>
     <w:p>
@@ -656,6 +814,132 @@
         <w:spacing w:after="150" w:before="400"/>
       </w:pPr>
       <w:r>
+        <w:t xml:space="preserve">執筆の黄金ルール（らっこ式）</w:t>
+      </w:r>
+    </w:p>
+    <w:p>
+      <w:pPr>
+        <w:spacing w:after="200"/>
+      </w:pPr>
+      <w:r>
+        <w:rPr>
+          <w:b/>
+          <w:bCs/>
+        </w:rPr>
+        <w:t xml:space="preserve">いきなり無料エリアから書き始めるのではなく、まず有料エリアから書き始める。</w:t>
+      </w:r>
+    </w:p>
+    <w:p>
+      <w:pPr>
+        <w:spacing w:after="200"/>
+      </w:pPr>
+      <w:r>
+        <w:t xml:space="preserve">執筆順序：</w:t>
+      </w:r>
+    </w:p>
+    <w:p>
+      <w:pPr>
+        <w:spacing w:after="200"/>
+      </w:pPr>
+      <w:r>
+        <w:t xml:space="preserve">① 有料エリア（第3〜6章）を書く  ← 「購入した人を絶対ガッカリさせない」内容を先に完成させる</w:t>
+      </w:r>
+    </w:p>
+    <w:p>
+      <w:pPr>
+        <w:spacing w:after="200"/>
+      </w:pPr>
+      <w:r>
+        <w:t xml:space="preserve">② リサーチを深める</w:t>
+      </w:r>
+    </w:p>
+    <w:p>
+      <w:pPr>
+        <w:spacing w:after="200"/>
+      </w:pPr>
+      <w:r>
+        <w:t xml:space="preserve">③ 無料エリア（はじめに・第1〜2章）を書く　← 黄金テンプレートに沿って</w:t>
+      </w:r>
+    </w:p>
+    <w:p>
+      <w:pPr>
+        <w:spacing w:after="300"/>
+      </w:pPr>
+      <w:r>
+        <w:t xml:space="preserve">④ タイトル・冒頭10行を磨く</w:t>
+      </w:r>
+    </w:p>
+    <w:p>
+      <w:pPr>
+        <w:pStyle w:val="Heading2"/>
+        <w:spacing w:after="150" w:before="400"/>
+      </w:pPr>
+      <w:r>
+        <w:t xml:space="preserve">リサーチ方法</w:t>
+      </w:r>
+    </w:p>
+    <w:p>
+      <w:pPr>
+        <w:spacing w:after="200"/>
+      </w:pPr>
+      <w:r>
+        <w:t xml:space="preserve">・書籍　　：同ジャンルで評価の高い本を最低5冊読む（Amazonで目次を確認→試し読み）</w:t>
+      </w:r>
+    </w:p>
+    <w:p>
+      <w:pPr>
+        <w:spacing w:after="200"/>
+      </w:pPr>
+      <w:r>
+        <w:t xml:space="preserve">・note　　：同ジャンルで売れている有料記事を最低1冊購入して読む</w:t>
+      </w:r>
+    </w:p>
+    <w:p>
+      <w:pPr>
+        <w:spacing w:after="200"/>
+      </w:pPr>
+      <w:r>
+        <w:t xml:space="preserve">・英語圏　：日本より半年〜1年早くトレンドが来る英語圏のYouTube・ネット記事を活用</w:t>
+      </w:r>
+    </w:p>
+    <w:p>
+      <w:pPr>
+        <w:spacing w:after="200"/>
+      </w:pPr>
+      <w:r>
+        <w:t xml:space="preserve">　　　　　（英語が苦手ならAIで翻訳して海外の質の高い情報を取り込む）</w:t>
+      </w:r>
+    </w:p>
+    <w:p>
+      <w:pPr>
+        <w:spacing w:after="200"/>
+      </w:pPr>
+      <w:r>
+        <w:t xml:space="preserve">・論文　　：説得力・信頼性を高めたい場合は論文も参考にする（AIで要約可能）</w:t>
+      </w:r>
+    </w:p>
+    <w:p>
+      <w:pPr>
+        <w:spacing w:after="200"/>
+      </w:pPr>
+      <w:r>
+        <w:t xml:space="preserve">・AI　　　：NotebookLMに書籍・論文・URLをアップロードして専用リサーチアシスタントにする</w:t>
+      </w:r>
+    </w:p>
+    <w:p>
+      <w:pPr>
+        <w:spacing w:after="300"/>
+      </w:pPr>
+      <w:r>
+        <w:t xml:space="preserve">※ 情報をまとめること自体に価値がある（キュレーション）。読者の時給×リサーチ時間分のコストを節約している。</w:t>
+      </w:r>
+    </w:p>
+    <w:p>
+      <w:pPr>
+        <w:pStyle w:val="Heading2"/>
+        <w:spacing w:after="150" w:before="400"/>
+      </w:pPr>
+      <w:r>
         <w:t xml:space="preserve">執筆ルール</w:t>
       </w:r>
     </w:p>
@@ -664,7 +948,7 @@
         <w:spacing w:after="200"/>
       </w:pPr>
       <w:r>
-        <w:t xml:space="preserve">・文字数    ：2,000文字程度／章</w:t>
+        <w:t xml:space="preserve">・文字数    ：同ジャンルで一番売れている記事より多い文字数を目指す（目安2,000文字/章）</w:t>
       </w:r>
     </w:p>
     <w:p>
@@ -758,35 +1042,232 @@
     </w:p>
     <w:p>
       <w:pPr>
+        <w:spacing w:after="400"/>
+      </w:pPr>
+      <w:r>
+        <w:t xml:space="preserve">【結論】  最初の結論を繰り返し、次章へ誘導する</w:t>
+      </w:r>
+    </w:p>
+    <w:p>
+      <w:pPr>
+        <w:pStyle w:val="Heading1"/>
+        <w:spacing w:after="200" w:before="600"/>
+      </w:pPr>
+      <w:r>
+        <w:t xml:space="preserve">STEP4.5｜無料エリアの黄金テンプレート</w:t>
+      </w:r>
+    </w:p>
+    <w:p>
+      <w:pPr>
+        <w:spacing w:after="200"/>
+      </w:pPr>
+      <w:r>
+        <w:rPr>
+          <w:b/>
+          <w:bCs/>
+        </w:rPr>
+        <w:t xml:space="preserve">有料記事で一番大切なのは無料エリア。購入するかどうか読者が判断するのは無料エリアで決まる。</w:t>
+      </w:r>
+    </w:p>
+    <w:p>
+      <w:pPr>
         <w:spacing w:after="300"/>
       </w:pPr>
       <w:r>
-        <w:t xml:space="preserve">【結論】  最初の結論を繰り返し、次章へ誘導する</w:t>
-      </w:r>
-    </w:p>
-    <w:p>
-      <w:pPr>
-        <w:pStyle w:val="Heading2"/>
-        <w:spacing w:after="150" w:before="400"/>
-      </w:pPr>
-      <w:r>
-        <w:t xml:space="preserve">執筆順序</w:t>
-      </w:r>
-    </w:p>
-    <w:p>
-      <w:pPr>
-        <w:spacing w:after="200"/>
-      </w:pPr>
-      <w:r>
-        <w:t xml:space="preserve">① はじめに（フック・本書の目的）</w:t>
-      </w:r>
-    </w:p>
-    <w:p>
-      <w:pPr>
-        <w:spacing w:after="200"/>
-      </w:pPr>
-      <w:r>
-        <w:t xml:space="preserve">② 第1章〜第6章（各2,000文字）</w:t>
+        <w:t xml:space="preserve">目安文字数：3,000〜4,000字</w:t>
+      </w:r>
+    </w:p>
+    <w:p>
+      <w:pPr>
+        <w:pStyle w:val="Heading2"/>
+        <w:spacing w:after="150" w:before="400"/>
+      </w:pPr>
+      <w:r>
+        <w:t xml:space="preserve">12項目の構成</w:t>
+      </w:r>
+    </w:p>
+    <w:p>
+      <w:pPr>
+        <w:spacing w:after="200"/>
+      </w:pPr>
+      <w:r>
+        <w:t xml:space="preserve">①【最重要】冒頭の興味付け（〜100字）</w:t>
+      </w:r>
+    </w:p>
+    <w:p>
+      <w:pPr>
+        <w:spacing w:after="200"/>
+      </w:pPr>
+      <w:r>
+        <w:t xml:space="preserve">  狙い：読者の目を止め、「自分に関係がある」と思わせる</w:t>
+      </w:r>
+    </w:p>
+    <w:p>
+      <w:pPr>
+        <w:spacing w:after="200"/>
+      </w:pPr>
+      <w:r>
+        <w:t xml:space="preserve">②誰のどんな悩みを解決する記事か（300〜400字）</w:t>
+      </w:r>
+    </w:p>
+    <w:p>
+      <w:pPr>
+        <w:spacing w:after="200"/>
+      </w:pPr>
+      <w:r>
+        <w:t xml:space="preserve">  狙い：ターゲットと提供価値を明確にし、「自分ごと化」させる</w:t>
+      </w:r>
+    </w:p>
+    <w:p>
+      <w:pPr>
+        <w:spacing w:after="200"/>
+      </w:pPr>
+      <w:r>
+        <w:t xml:space="preserve">③読まないデメリット＆読んだあとの未来（300〜400字）</w:t>
+      </w:r>
+    </w:p>
+    <w:p>
+      <w:pPr>
+        <w:spacing w:after="200"/>
+      </w:pPr>
+      <w:r>
+        <w:t xml:space="preserve">  狙い：行動しない悲惨な感情と、理想の未来を提示して感情を揺さぶる</w:t>
+      </w:r>
+    </w:p>
+    <w:p>
+      <w:pPr>
+        <w:spacing w:after="200"/>
+      </w:pPr>
+      <w:r>
+        <w:t xml:space="preserve">④自己紹介（400〜500字）</w:t>
+      </w:r>
+    </w:p>
+    <w:p>
+      <w:pPr>
+        <w:spacing w:after="200"/>
+      </w:pPr>
+      <w:r>
+        <w:t xml:space="preserve">  狙い：なぜあなたがこれを語る資格があるのか、権威性を示し信頼させる</w:t>
+      </w:r>
+    </w:p>
+    <w:p>
+      <w:pPr>
+        <w:spacing w:after="200"/>
+      </w:pPr>
+      <w:r>
+        <w:t xml:space="preserve">⑤執筆のきっかけ（500〜1,000字）</w:t>
+      </w:r>
+    </w:p>
+    <w:p>
+      <w:pPr>
+        <w:spacing w:after="200"/>
+      </w:pPr>
+      <w:r>
+        <w:t xml:space="preserve">  狙い：ストーリーで共感を呼び、あなたから買いたいという理由を与えファン化させる</w:t>
+      </w:r>
+    </w:p>
+    <w:p>
+      <w:pPr>
+        <w:spacing w:after="200"/>
+      </w:pPr>
+      <w:r>
+        <w:t xml:space="preserve">⑥目次</w:t>
+      </w:r>
+    </w:p>
+    <w:p>
+      <w:pPr>
+        <w:spacing w:after="200"/>
+      </w:pPr>
+      <w:r>
+        <w:t xml:space="preserve">  狙い：有料エリアへの期待感を最大化させる</w:t>
+      </w:r>
+    </w:p>
+    <w:p>
+      <w:pPr>
+        <w:spacing w:after="200"/>
+      </w:pPr>
+      <w:r>
+        <w:t xml:space="preserve">⑦口コミ（300〜400字）</w:t>
+      </w:r>
+    </w:p>
+    <w:p>
+      <w:pPr>
+        <w:spacing w:after="200"/>
+      </w:pPr>
+      <w:r>
+        <w:t xml:space="preserve">  狙い：第三者の声で客観的な信頼性を担保する（モニターのスクリーンショット掲載）</w:t>
+      </w:r>
+    </w:p>
+    <w:p>
+      <w:pPr>
+        <w:spacing w:after="200"/>
+      </w:pPr>
+      <w:r>
+        <w:t xml:space="preserve">⑧特典の紹介（300〜400字）</w:t>
+      </w:r>
+    </w:p>
+    <w:p>
+      <w:pPr>
+        <w:spacing w:after="200"/>
+      </w:pPr>
+      <w:r>
+        <w:t xml:space="preserve">  狙い：豪華感を演出し、記事の価値を高める</w:t>
+      </w:r>
+    </w:p>
+    <w:p>
+      <w:pPr>
+        <w:spacing w:after="200"/>
+      </w:pPr>
+      <w:r>
+        <w:t xml:space="preserve">⑨オススメする人・しない人（300〜400字）</w:t>
+      </w:r>
+    </w:p>
+    <w:p>
+      <w:pPr>
+        <w:spacing w:after="200"/>
+      </w:pPr>
+      <w:r>
+        <w:t xml:space="preserve">  狙い：読者をあえて絞り込み、「自分にこそ必要だ」と強く思わせる</w:t>
+      </w:r>
+    </w:p>
+    <w:p>
+      <w:pPr>
+        <w:spacing w:after="200"/>
+      </w:pPr>
+      <w:r>
+        <w:t xml:space="preserve">⑩注意事項</w:t>
+      </w:r>
+    </w:p>
+    <w:p>
+      <w:pPr>
+        <w:spacing w:after="200"/>
+      </w:pPr>
+      <w:r>
+        <w:t xml:space="preserve">  狙い：「○部売れたら値上げします」など限定性を演出し希少価値を高める</w:t>
+      </w:r>
+    </w:p>
+    <w:p>
+      <w:pPr>
+        <w:spacing w:after="200"/>
+      </w:pPr>
+      <w:r>
+        <w:t xml:space="preserve">⑪購入への心理的ハードルを下げる（200〜300字）</w:t>
+      </w:r>
+    </w:p>
+    <w:p>
+      <w:pPr>
+        <w:spacing w:after="200"/>
+      </w:pPr>
+      <w:r>
+        <w:t xml:space="preserve">  狙い：価格の妥当性を示し、お得感を演出する</w:t>
+      </w:r>
+    </w:p>
+    <w:p>
+      <w:pPr>
+        <w:spacing w:after="200"/>
+      </w:pPr>
+      <w:r>
+        <w:t xml:space="preserve">⑫有料エリアへの寸止め（100〜200字）</w:t>
       </w:r>
     </w:p>
     <w:p>
@@ -794,7 +1275,296 @@
         <w:spacing w:after="400"/>
       </w:pPr>
       <w:r>
-        <w:t xml:space="preserve">③ おわりに（復習・継続の呼びかけ・最後の一押し）</w:t>
+        <w:t xml:space="preserve">  狙い：最も気になるところで「続く」とし、購入ボタンを押させる最後のひと押し</w:t>
+      </w:r>
+    </w:p>
+    <w:p>
+      <w:pPr>
+        <w:pStyle w:val="Heading1"/>
+        <w:spacing w:after="200" w:before="600"/>
+      </w:pPr>
+      <w:r>
+        <w:t xml:space="preserve">STEP4.6｜タイトル・コピーライティング術</w:t>
+      </w:r>
+    </w:p>
+    <w:p>
+      <w:pPr>
+        <w:spacing w:after="200"/>
+      </w:pPr>
+      <w:r>
+        <w:rPr>
+          <w:b/>
+          <w:bCs/>
+        </w:rPr>
+        <w:t xml:space="preserve">noteの記事は、第一印象がすべて。「タイトル」と「冒頭の10行」が非常に重要。</w:t>
+      </w:r>
+    </w:p>
+    <w:p>
+      <w:pPr>
+        <w:spacing w:after="300"/>
+      </w:pPr>
+      <w:r>
+        <w:t xml:space="preserve">何度も書き直し、複数の案の中から最高のものを厳選してください。</w:t>
+      </w:r>
+    </w:p>
+    <w:p>
+      <w:pPr>
+        <w:pStyle w:val="Heading2"/>
+        <w:spacing w:after="150" w:before="400"/>
+      </w:pPr>
+      <w:r>
+        <w:t xml:space="preserve">売れるタイトルを作るテクニック</w:t>
+      </w:r>
+    </w:p>
+    <w:p>
+      <w:pPr>
+        <w:spacing w:after="200"/>
+      </w:pPr>
+      <w:r>
+        <w:t xml:space="preserve">数字　　　　　：「たった24時間で3,771万円のnote記事を販売した」→リアリティが加わる</w:t>
+      </w:r>
+    </w:p>
+    <w:p>
+      <w:pPr>
+        <w:spacing w:after="200"/>
+      </w:pPr>
+      <w:r>
+        <w:t xml:space="preserve">キャッチーな言葉：読者の感情を揺さぶり、強く惹きつける言葉をタイトルに入れる</w:t>
+      </w:r>
+    </w:p>
+    <w:p>
+      <w:pPr>
+        <w:spacing w:after="200"/>
+      </w:pPr>
+      <w:r>
+        <w:t xml:space="preserve">キラーフレーズ：「知らないと損」「必須」「悪用厳禁」「神速」「完全攻略」</w:t>
+      </w:r>
+    </w:p>
+    <w:p>
+      <w:pPr>
+        <w:spacing w:after="200"/>
+      </w:pPr>
+      <w:r>
+        <w:t xml:space="preserve">エモーショナル ：「思わず涙した」「心が軽くなる」など得られる感情を先に提示</w:t>
+      </w:r>
+    </w:p>
+    <w:p>
+      <w:pPr>
+        <w:spacing w:after="200"/>
+      </w:pPr>
+      <w:r>
+        <w:t xml:space="preserve">フックフレーズ：「なぜ、○○はなんなのか？」「〜の正体」「秘密を公開」</w:t>
+      </w:r>
+    </w:p>
+    <w:p>
+      <w:pPr>
+        <w:spacing w:after="200"/>
+      </w:pPr>
+      <w:r>
+        <w:t xml:space="preserve">裏技感　　　　：「他の人が知らない方法でショートカットできる特別な情報」という印象</w:t>
+      </w:r>
+    </w:p>
+    <w:p>
+      <w:pPr>
+        <w:spacing w:after="200"/>
+      </w:pPr>
+      <w:r>
+        <w:t xml:space="preserve">限定性　　　　：「プロだけが知る」「トップ1%の秘密」「元○○だから話せる」</w:t>
+      </w:r>
+    </w:p>
+    <w:p>
+      <w:pPr>
+        <w:spacing w:after="200"/>
+      </w:pPr>
+      <w:r>
+        <w:t xml:space="preserve">常識を覆す　　：「実は○○は間違いだった」「○○はするな」</w:t>
+      </w:r>
+    </w:p>
+    <w:p>
+      <w:pPr>
+        <w:spacing w:after="300"/>
+      </w:pPr>
+      <w:r>
+        <w:t xml:space="preserve">簡単な解決策　：「たった1つのコツ」「意外な近道」「これだけでOK」</w:t>
+      </w:r>
+    </w:p>
+    <w:p>
+      <w:pPr>
+        <w:pStyle w:val="Heading2"/>
+        <w:spacing w:after="150" w:before="400"/>
+      </w:pPr>
+      <w:r>
+        <w:t xml:space="preserve">「冒頭の10行」で惹きつけるテクニック</w:t>
+      </w:r>
+    </w:p>
+    <w:p>
+      <w:pPr>
+        <w:spacing w:after="200"/>
+      </w:pPr>
+      <w:r>
+        <w:t xml:space="preserve">衝撃的な事実　：「実は、あなたの努力が報われないのには明確な理由があります」</w:t>
+      </w:r>
+    </w:p>
+    <w:p>
+      <w:pPr>
+        <w:spacing w:after="200"/>
+      </w:pPr>
+      <w:r>
+        <w:t xml:space="preserve">　　　　　　　　→ 知的好奇心を刺激。書き手への権威性・専門性を感じさせる効果も</w:t>
+      </w:r>
+    </w:p>
+    <w:p>
+      <w:pPr>
+        <w:spacing w:after="200"/>
+      </w:pPr>
+      <w:r>
+        <w:t xml:space="preserve">読者の悩みを代弁：「もう何から手をつければいいかわからない、そう感じていませんか？」</w:t>
+      </w:r>
+    </w:p>
+    <w:p>
+      <w:pPr>
+        <w:spacing w:after="200"/>
+      </w:pPr>
+      <w:r>
+        <w:t xml:space="preserve">　　　　　　　　→「これはまさに私のことだ」という強烈な当事者意識をもたせる</w:t>
+      </w:r>
+    </w:p>
+    <w:p>
+      <w:pPr>
+        <w:spacing w:after="200"/>
+      </w:pPr>
+      <w:r>
+        <w:t xml:space="preserve">常識を覆す問いかけ：「もし、あなたが信じている○○が、実は間違っているとしたら？」</w:t>
+      </w:r>
+    </w:p>
+    <w:p>
+      <w:pPr>
+        <w:spacing w:after="300"/>
+      </w:pPr>
+      <w:r>
+        <w:t xml:space="preserve">　　　　　　　　→ 答えを知りたいという欲求が続きを読み進めさせる</w:t>
+      </w:r>
+    </w:p>
+    <w:p>
+      <w:pPr>
+        <w:pStyle w:val="Heading2"/>
+        <w:spacing w:after="150" w:before="400"/>
+      </w:pPr>
+      <w:r>
+        <w:t xml:space="preserve">記事仕上げ確認リスト（書きあがったら最低1日置いて確認）</w:t>
+      </w:r>
+    </w:p>
+    <w:p>
+      <w:pPr>
+        <w:spacing w:after="200"/>
+      </w:pPr>
+      <w:r>
+        <w:t xml:space="preserve">□ 誤字脱字はないか</w:t>
+      </w:r>
+    </w:p>
+    <w:p>
+      <w:pPr>
+        <w:spacing w:after="200"/>
+      </w:pPr>
+      <w:r>
+        <w:t xml:space="preserve">□ 日本語として不自然な点はないか</w:t>
+      </w:r>
+    </w:p>
+    <w:p>
+      <w:pPr>
+        <w:spacing w:after="200"/>
+      </w:pPr>
+      <w:r>
+        <w:t xml:space="preserve">□ 読みにくい箇所はないか</w:t>
+      </w:r>
+    </w:p>
+    <w:p>
+      <w:pPr>
+        <w:spacing w:after="200"/>
+      </w:pPr>
+      <w:r>
+        <w:t xml:space="preserve">□ 音読して違和感がないか</w:t>
+      </w:r>
+    </w:p>
+    <w:p>
+      <w:pPr>
+        <w:spacing w:after="200"/>
+      </w:pPr>
+      <w:r>
+        <w:t xml:space="preserve">□ スマホで見たとき、文字が詰まりすぎていないか</w:t>
+      </w:r>
+    </w:p>
+    <w:p>
+      <w:pPr>
+        <w:spacing w:after="200"/>
+      </w:pPr>
+      <w:r>
+        <w:t xml:space="preserve">□ 太字部分だけを拾い読みしても、内容の骨子が理解できるか</w:t>
+      </w:r>
+    </w:p>
+    <w:p>
+      <w:pPr>
+        <w:spacing w:after="300"/>
+      </w:pPr>
+      <w:r>
+        <w:rPr>
+          <w:b/>
+          <w:bCs/>
+        </w:rPr>
+        <w:t xml:space="preserve">スマホでの読みやすさ最重要。改行をバラバラに入れ、画面が文字で埋め尽くされないように。</w:t>
+      </w:r>
+    </w:p>
+    <w:p>
+      <w:pPr>
+        <w:pStyle w:val="Heading2"/>
+        <w:spacing w:after="150" w:before="400"/>
+      </w:pPr>
+      <w:r>
+        <w:t xml:space="preserve">見出し画像（サムネイル）作成</w:t>
+      </w:r>
+    </w:p>
+    <w:p>
+      <w:pPr>
+        <w:spacing w:after="200"/>
+      </w:pPr>
+      <w:r>
+        <w:rPr>
+          <w:b/>
+          <w:bCs/>
+        </w:rPr>
+        <w:t xml:space="preserve">見出し画像も売れゆきを決める重要な要素。タイトル同様にこだわる。</w:t>
+      </w:r>
+    </w:p>
+    <w:p>
+      <w:pPr>
+        <w:spacing w:after="200"/>
+      </w:pPr>
+      <w:r>
+        <w:t xml:space="preserve">・Canvaで作成（noteの推奨サイズ：1280×670px）</w:t>
+      </w:r>
+    </w:p>
+    <w:p>
+      <w:pPr>
+        <w:spacing w:after="200"/>
+      </w:pPr>
+      <w:r>
+        <w:t xml:space="preserve">・同ジャンルで成功している人を参考に色味を決定（失敗しにくい）</w:t>
+      </w:r>
+    </w:p>
+    <w:p>
+      <w:pPr>
+        <w:spacing w:after="200"/>
+      </w:pPr>
+      <w:r>
+        <w:t xml:space="preserve">・「豪華感」「ワクワク感」「裏技感」「網羅感」のいずれかが溢れる見出し画像に</w:t>
+      </w:r>
+    </w:p>
+    <w:p>
+      <w:pPr>
+        <w:spacing w:after="400"/>
+      </w:pPr>
+      <w:r>
+        <w:t xml:space="preserve">・Canvaで「note 見出し画像」「note サムネイル」と検索してテンプレートを選ぶ</w:t>
       </w:r>
     </w:p>
     <w:p>
@@ -893,6 +1663,161 @@
       </w:pPr>
       <w:r>
         <w:t xml:space="preserve">STEP6｜有料設定ライン・価格設定・販売テクニック</w:t>
+      </w:r>
+    </w:p>
+    <w:p>
+      <w:pPr>
+        <w:pStyle w:val="Heading2"/>
+        <w:spacing w:after="150" w:before="400"/>
+      </w:pPr>
+      <w:r>
+        <w:t xml:space="preserve">発売前の口コミ収集（売上を加速させる）</w:t>
+      </w:r>
+    </w:p>
+    <w:p>
+      <w:pPr>
+        <w:spacing w:after="200"/>
+      </w:pPr>
+      <w:r>
+        <w:rPr>
+          <w:b/>
+          <w:bCs/>
+        </w:rPr>
+        <w:t xml:space="preserve">記事を公開する前に、モニターに先行して読んでもらい感想をもらう。</w:t>
+      </w:r>
+    </w:p>
+    <w:p>
+      <w:pPr>
+        <w:spacing w:after="200"/>
+      </w:pPr>
+      <w:r>
+        <w:t xml:space="preserve">そのロコミのスクリーンショットを無料エリアに掲載する。</w:t>
+      </w:r>
+    </w:p>
+    <w:p>
+      <w:pPr>
+        <w:spacing w:after="300"/>
+      </w:pPr>
+      <w:r>
+        <w:t xml:space="preserve">→ 信頼性が格段に高まり、他の読者を購入に繋げやすくなる</w:t>
+      </w:r>
+    </w:p>
+    <w:p>
+      <w:pPr>
+        <w:pStyle w:val="Heading2"/>
+        <w:spacing w:after="150" w:before="400"/>
+      </w:pPr>
+      <w:r>
+        <w:t xml:space="preserve">限定特典（売上を最大化させる）</w:t>
+      </w:r>
+    </w:p>
+    <w:p>
+      <w:pPr>
+        <w:spacing w:after="200"/>
+      </w:pPr>
+      <w:r>
+        <w:rPr>
+          <w:b/>
+          <w:bCs/>
+        </w:rPr>
+        <w:t xml:space="preserve">記事を購入し感想をポストしてくれた方だけに渡す特典を準備する。</w:t>
+      </w:r>
+    </w:p>
+    <w:p>
+      <w:pPr>
+        <w:spacing w:after="200"/>
+      </w:pPr>
+      <w:r>
+        <w:t xml:space="preserve">「特典だけでも価格以上の価値がある」と思ってもらえれば売れる可能性が飛躍的に高まる。</w:t>
+      </w:r>
+    </w:p>
+    <w:p>
+      <w:pPr>
+        <w:spacing w:after="200"/>
+      </w:pPr>
+      <w:r>
+        <w:t xml:space="preserve">特典の種類（最低3〜5個を用意）：</w:t>
+      </w:r>
+    </w:p>
+    <w:p>
+      <w:pPr>
+        <w:spacing w:after="200"/>
+      </w:pPr>
+      <w:r>
+        <w:t xml:space="preserve">・関連テーマを深掘りした限定記事（本編では書ききれなかった専門的な内容）</w:t>
+      </w:r>
+    </w:p>
+    <w:p>
+      <w:pPr>
+        <w:spacing w:after="200"/>
+      </w:pPr>
+      <w:r>
+        <w:t xml:space="preserve">・チェックリスト（Googleスプレッドシート・Wordで、記事内容をやることリスト化）</w:t>
+      </w:r>
+    </w:p>
+    <w:p>
+      <w:pPr>
+        <w:spacing w:after="300"/>
+      </w:pPr>
+      <w:r>
+        <w:t xml:space="preserve">・AIプロンプト集・テンプレート（すぐに使えるもの）</w:t>
+      </w:r>
+    </w:p>
+    <w:p>
+      <w:pPr>
+        <w:pStyle w:val="Heading2"/>
+        <w:spacing w:after="150" w:before="400"/>
+      </w:pPr>
+      <w:r>
+        <w:t xml:space="preserve">noteのセール機能の使い分け</w:t>
+      </w:r>
+    </w:p>
+    <w:p>
+      <w:pPr>
+        <w:spacing w:after="200"/>
+      </w:pPr>
+      <w:r>
+        <w:t xml:space="preserve">低価格/無料で記事を宣伝したい　　　　→ SNSプロモーション機能</w:t>
+      </w:r>
+    </w:p>
+    <w:p>
+      <w:pPr>
+        <w:spacing w:after="200"/>
+      </w:pPr>
+      <w:r>
+        <w:t xml:space="preserve">　（Xでリポストしてくれた人だけが割引価格で購入できる）</w:t>
+      </w:r>
+    </w:p>
+    <w:p>
+      <w:pPr>
+        <w:spacing w:after="200"/>
+      </w:pPr>
+      <w:r>
+        <w:t xml:space="preserve">クリスマスなどイベントに応じてセール → タイムセール（公開中の有料記事を割引）</w:t>
+      </w:r>
+    </w:p>
+    <w:p>
+      <w:pPr>
+        <w:spacing w:after="200"/>
+      </w:pPr>
+      <w:r>
+        <w:t xml:space="preserve">無料のままで利用したい　　　　　　　→ 公開時にタイムセール</w:t>
+      </w:r>
+    </w:p>
+    <w:p>
+      <w:pPr>
+        <w:spacing w:after="200"/>
+      </w:pPr>
+      <w:r>
+        <w:t xml:space="preserve">有料記事をたくさん売りたい　　　　　→ noteプレミアムに加入して数量限定販売・売り切れごとに値上げ</w:t>
+      </w:r>
+    </w:p>
+    <w:p>
+      <w:pPr>
+        <w:spacing w:after="300"/>
+      </w:pPr>
+      <w:r>
+        <w:t xml:space="preserve">タイムセール割引率：20〜30%程度、実施回数：4ヶ月に1回程度が無難なライン</w:t>
       </w:r>
     </w:p>
     <w:p>
@@ -1156,7 +2081,35 @@
         <w:spacing w:after="200"/>
       </w:pPr>
       <w:r>
-        <w:t xml:space="preserve">初速（レビュー集め）：  980円　← 公開〜最初の1週間</w:t>
+        <w:rPr>
+          <w:b/>
+          <w:bCs/>
+        </w:rPr>
+        <w:t xml:space="preserve">本命記事の価格は、参考にしたアカウントの有料記事と同じ価格に設定する。迷ったら2,980円。</w:t>
+      </w:r>
+    </w:p>
+    <w:p>
+      <w:pPr>
+        <w:spacing w:after="200"/>
+      </w:pPr>
+      <w:r>
+        <w:t xml:space="preserve">価格を下げすぎると逆に売れないことも（価格が高いものほど価値があると思われる）</w:t>
+      </w:r>
+    </w:p>
+    <w:p>
+      <w:pPr>
+        <w:spacing w:after="200"/>
+      </w:pPr>
+      <w:r>
+        <w:t xml:space="preserve">練習（初回記事）：100〜500円　← 販売の流れを学ぶ</w:t>
+      </w:r>
+    </w:p>
+    <w:p>
+      <w:pPr>
+        <w:spacing w:after="200"/>
+      </w:pPr>
+      <w:r>
+        <w:t xml:space="preserve">初速（レビュー集め）：980円　← 公開〜最初の1週間</w:t>
       </w:r>
     </w:p>
     <w:p>
@@ -1841,6 +2794,380 @@
         <w:spacing w:after="200" w:before="600"/>
       </w:pPr>
       <w:r>
+        <w:t xml:space="preserve">AI活用法｜最短・最速で質の高い記事を作る</w:t>
+      </w:r>
+    </w:p>
+    <w:p>
+      <w:pPr>
+        <w:pStyle w:val="Heading2"/>
+        <w:spacing w:after="150" w:before="400"/>
+      </w:pPr>
+      <w:r>
+        <w:t xml:space="preserve">AIとの正しい付き合い方</w:t>
+      </w:r>
+    </w:p>
+    <w:p>
+      <w:pPr>
+        <w:spacing w:after="200"/>
+      </w:pPr>
+      <w:r>
+        <w:rPr>
+          <w:b/>
+          <w:bCs/>
+        </w:rPr>
+        <w:t xml:space="preserve">AIは「24時間文句も言わずに働いてくれる、超優秀なアシスタント」。二人三脚でタスクを進める。</w:t>
+      </w:r>
+    </w:p>
+    <w:p>
+      <w:pPr>
+        <w:spacing w:after="200"/>
+      </w:pPr>
+      <w:r>
+        <w:t xml:space="preserve">AIに最高の回答を出してもらうコツ：</w:t>
+      </w:r>
+    </w:p>
+    <w:p>
+      <w:pPr>
+        <w:spacing w:after="200"/>
+      </w:pPr>
+      <w:r>
+        <w:t xml:space="preserve">① 1回の指示で完璧な答えを求めない（AIと対話しながら成果物を改良していく）</w:t>
+      </w:r>
+    </w:p>
+    <w:p>
+      <w:pPr>
+        <w:spacing w:after="200"/>
+      </w:pPr>
+      <w:r>
+        <w:t xml:space="preserve">② タスクを細かく分割して一つひとつクリアしていく</w:t>
+      </w:r>
+    </w:p>
+    <w:p>
+      <w:pPr>
+        <w:spacing w:after="200"/>
+      </w:pPr>
+      <w:r>
+        <w:t xml:space="preserve">   悪い例：「noteの記事を書いて！」</w:t>
+      </w:r>
+    </w:p>
+    <w:p>
+      <w:pPr>
+        <w:spacing w:after="200"/>
+      </w:pPr>
+      <w:r>
+        <w:t xml:space="preserve">   良い例：まずは構成案を考えて → 次に導入部分を書いて → 本編を書いて...</w:t>
+      </w:r>
+    </w:p>
+    <w:p>
+      <w:pPr>
+        <w:spacing w:after="200"/>
+      </w:pPr>
+      <w:r>
+        <w:t xml:space="preserve">③ 省略せず、具体的に細かく、すべてを伝える</w:t>
+      </w:r>
+    </w:p>
+    <w:p>
+      <w:pPr>
+        <w:spacing w:after="300"/>
+      </w:pPr>
+      <w:r>
+        <w:t xml:space="preserve">④ 精度アップの魔法の一文：「より良い出力をするために、私に問いたほうがいいことがあれば質問してください」</w:t>
+      </w:r>
+    </w:p>
+    <w:p>
+      <w:pPr>
+        <w:pStyle w:val="Heading2"/>
+        <w:spacing w:after="150" w:before="400"/>
+      </w:pPr>
+      <w:r>
+        <w:t xml:space="preserve">AIを使った記事作成の流れ</w:t>
+      </w:r>
+    </w:p>
+    <w:p>
+      <w:pPr>
+        <w:spacing w:after="200"/>
+      </w:pPr>
+      <w:r>
+        <w:rPr>
+          <w:b/>
+          <w:bCs/>
+        </w:rPr>
+        <w:t xml:space="preserve">AIでたたき台を作り、そこからブラッシュアップしていくのが最も効率的で労力の少ない執筆方法。</w:t>
+      </w:r>
+    </w:p>
+    <w:p>
+      <w:pPr>
+        <w:spacing w:after="200"/>
+      </w:pPr>
+      <w:r>
+        <w:t xml:space="preserve">① らっこ式・noteの記事を一撃で生成するGPTs を使う</w:t>
+      </w:r>
+    </w:p>
+    <w:p>
+      <w:pPr>
+        <w:spacing w:after="200"/>
+      </w:pPr>
+      <w:r>
+        <w:t xml:space="preserve">   → 質問に答えるだけで記事のたたき台を自動生成</w:t>
+      </w:r>
+    </w:p>
+    <w:p>
+      <w:pPr>
+        <w:spacing w:after="200"/>
+      </w:pPr>
+      <w:r>
+        <w:t xml:space="preserve">② 目次（構成）は必ず自分の目で細かく確認する</w:t>
+      </w:r>
+    </w:p>
+    <w:p>
+      <w:pPr>
+        <w:spacing w:after="200"/>
+      </w:pPr>
+      <w:r>
+        <w:t xml:space="preserve">   抜けている内容は「○○の内容を○章に加えて」と指示して修正</w:t>
+      </w:r>
+    </w:p>
+    <w:p>
+      <w:pPr>
+        <w:spacing w:after="200"/>
+      </w:pPr>
+      <w:r>
+        <w:t xml:space="preserve">③ 各章は「次の構成に従って、第○章を書いてください。[目次を貼り付け]」と章ごとに指示する</w:t>
+      </w:r>
+    </w:p>
+    <w:p>
+      <w:pPr>
+        <w:spacing w:after="200"/>
+      </w:pPr>
+      <w:r>
+        <w:t xml:space="preserve">   （章ごとに出力させると文章の質が上がる）</w:t>
+      </w:r>
+    </w:p>
+    <w:p>
+      <w:pPr>
+        <w:spacing w:after="200"/>
+      </w:pPr>
+      <w:r>
+        <w:t xml:space="preserve">④ 出来あがった章はコピーしてメモ帳に貼り付けておく</w:t>
+      </w:r>
+    </w:p>
+    <w:p>
+      <w:pPr>
+        <w:spacing w:after="300"/>
+      </w:pPr>
+      <w:r>
+        <w:t xml:space="preserve">⑤ 書きあがったら誤字・日本語チェックもAIに依頼する</w:t>
+      </w:r>
+    </w:p>
+    <w:p>
+      <w:pPr>
+        <w:pStyle w:val="Heading2"/>
+        <w:spacing w:after="150" w:before="400"/>
+      </w:pPr>
+      <w:r>
+        <w:t xml:space="preserve">らっこ式オリジナルGPTs一覧</w:t>
+      </w:r>
+    </w:p>
+    <w:p>
+      <w:pPr>
+        <w:spacing w:after="200"/>
+      </w:pPr>
+      <w:r>
+        <w:t xml:space="preserve">らっこ式・プロンプトを考案・改善するGPTs</w:t>
+      </w:r>
+    </w:p>
+    <w:p>
+      <w:pPr>
+        <w:spacing w:after="200"/>
+      </w:pPr>
+      <w:r>
+        <w:t xml:space="preserve">  → 良いプロンプトが作れないときや既存プロンプトの改善に</w:t>
+      </w:r>
+    </w:p>
+    <w:p>
+      <w:pPr>
+        <w:spacing w:after="200"/>
+      </w:pPr>
+      <w:r>
+        <w:t xml:space="preserve">らっこ式・発信ジャンルを提案するGPTs</w:t>
+      </w:r>
+    </w:p>
+    <w:p>
+      <w:pPr>
+        <w:spacing w:after="200"/>
+      </w:pPr>
+      <w:r>
+        <w:t xml:space="preserve">  → noteやXでのジャンル決定に悩んだときに10問答えるだけで提案</w:t>
+      </w:r>
+    </w:p>
+    <w:p>
+      <w:pPr>
+        <w:spacing w:after="200"/>
+      </w:pPr>
+      <w:r>
+        <w:t xml:space="preserve">らっこ式・Xコマンドを作成するGPTs</w:t>
+      </w:r>
+    </w:p>
+    <w:p>
+      <w:pPr>
+        <w:spacing w:after="200"/>
+      </w:pPr>
+      <w:r>
+        <w:t xml:space="preserve">  → Xでリサーチする際の高度な検索コマンドを自動生成</w:t>
+      </w:r>
+    </w:p>
+    <w:p>
+      <w:pPr>
+        <w:spacing w:after="200"/>
+      </w:pPr>
+      <w:r>
+        <w:t xml:space="preserve">らっこ式・発信内容を考えるGPTs</w:t>
+      </w:r>
+    </w:p>
+    <w:p>
+      <w:pPr>
+        <w:spacing w:after="200"/>
+      </w:pPr>
+      <w:r>
+        <w:t xml:space="preserve">  → 投稿するネタがないと悩んだときにジャンルを入力するだけでネタ提案</w:t>
+      </w:r>
+    </w:p>
+    <w:p>
+      <w:pPr>
+        <w:spacing w:after="200"/>
+      </w:pPr>
+      <w:r>
+        <w:t xml:space="preserve">らっこ式・noteの記事を一撃で生成するGPTs</w:t>
+      </w:r>
+    </w:p>
+    <w:p>
+      <w:pPr>
+        <w:spacing w:after="200"/>
+      </w:pPr>
+      <w:r>
+        <w:t xml:space="preserve">  → 記事のたたき台を質問に答えるだけで自動生成</w:t>
+      </w:r>
+    </w:p>
+    <w:p>
+      <w:pPr>
+        <w:spacing w:after="200"/>
+      </w:pPr>
+      <w:r>
+        <w:t xml:space="preserve">らっこ式・文字起こしを整えるGPTs</w:t>
+      </w:r>
+    </w:p>
+    <w:p>
+      <w:pPr>
+        <w:spacing w:after="300"/>
+      </w:pPr>
+      <w:r>
+        <w:t xml:space="preserve">  → 音声入力した文章の誤字脱字を修正・自然な文章に整える</w:t>
+      </w:r>
+    </w:p>
+    <w:p>
+      <w:pPr>
+        <w:pStyle w:val="Heading2"/>
+        <w:spacing w:after="150" w:before="400"/>
+      </w:pPr>
+      <w:r>
+        <w:t xml:space="preserve">ChatGPT以外のオススメAI</w:t>
+      </w:r>
+    </w:p>
+    <w:p>
+      <w:pPr>
+        <w:spacing w:after="200"/>
+      </w:pPr>
+      <w:r>
+        <w:t xml:space="preserve">NotebookLM（Google、無料）</w:t>
+      </w:r>
+    </w:p>
+    <w:p>
+      <w:pPr>
+        <w:spacing w:after="200"/>
+      </w:pPr>
+      <w:r>
+        <w:t xml:space="preserve">  → あなたがアップロードした資料のみに基づいて回答。情報が混ざらず信頼性が非常に高い</w:t>
+      </w:r>
+    </w:p>
+    <w:p>
+      <w:pPr>
+        <w:spacing w:after="200"/>
+      </w:pPr>
+      <w:r>
+        <w:t xml:space="preserve">  → PDF・テキスト・YouTube動画URLをアップロードして専用リサーチアシスタントとして使う</w:t>
+      </w:r>
+    </w:p>
+    <w:p>
+      <w:pPr>
+        <w:spacing w:after="200"/>
+      </w:pPr>
+      <w:r>
+        <w:t xml:space="preserve">Genspark</w:t>
+      </w:r>
+    </w:p>
+    <w:p>
+      <w:pPr>
+        <w:spacing w:after="300"/>
+      </w:pPr>
+      <w:r>
+        <w:t xml:space="preserve">  → 多機能AIエージェント。スライド作成・画像生成・各種AI機能の統合利用</w:t>
+      </w:r>
+    </w:p>
+    <w:p>
+      <w:pPr>
+        <w:pStyle w:val="Heading2"/>
+        <w:spacing w:after="150" w:before="400"/>
+      </w:pPr>
+      <w:r>
+        <w:t xml:space="preserve">3ステップでXのポストを量産する方法</w:t>
+      </w:r>
+    </w:p>
+    <w:p>
+      <w:pPr>
+        <w:spacing w:after="200"/>
+      </w:pPr>
+      <w:r>
+        <w:t xml:space="preserve">ステップ1：あなたの過去のポストの中から反応が良かったものを5〜10個選び、コピーする</w:t>
+      </w:r>
+    </w:p>
+    <w:p>
+      <w:pPr>
+        <w:spacing w:after="200"/>
+      </w:pPr>
+      <w:r>
+        <w:t xml:space="preserve">ステップ2：ChatGPTに「これから私の過去のポストを貼り付けます。</w:t>
+      </w:r>
+    </w:p>
+    <w:p>
+      <w:pPr>
+        <w:spacing w:after="200"/>
+      </w:pPr>
+      <w:r>
+        <w:t xml:space="preserve">            私の文章のスタイルや特徴を学習してください」と指示し、ポストを貼り付ける</w:t>
+      </w:r>
+    </w:p>
+    <w:p>
+      <w:pPr>
+        <w:spacing w:after="200"/>
+      </w:pPr>
+      <w:r>
+        <w:t xml:space="preserve">ステップ3：「学習できましたか？」と確認したら</w:t>
+      </w:r>
+    </w:p>
+    <w:p>
+      <w:pPr>
+        <w:spacing w:after="400"/>
+      </w:pPr>
+      <w:r>
+        <w:t xml:space="preserve">            「では、○○というテーマで、私の文体を真似してポストを5つ考えてください」と依頼する</w:t>
+      </w:r>
+    </w:p>
+    <w:p>
+      <w:pPr>
+        <w:pStyle w:val="Heading1"/>
+        <w:spacing w:after="200" w:before="600"/>
+      </w:pPr>
+      <w:r>
         <w:t xml:space="preserve">長期戦略｜noteを「自動販売機」に変える</w:t>
       </w:r>
     </w:p>
@@ -1997,16 +3324,65 @@
         <w:spacing w:after="200" w:before="600"/>
       </w:pPr>
       <w:r>
-        <w:t xml:space="preserve">チェックリスト（次回記事用）</w:t>
-      </w:r>
-    </w:p>
-    <w:p>
-      <w:pPr>
-        <w:pStyle w:val="Heading2"/>
-        <w:spacing w:after="150" w:before="400"/>
-      </w:pPr>
-      <w:r>
-        <w:t xml:space="preserve">制作フェーズ</w:t>
+        <w:t xml:space="preserve">チェックリスト（らっこ式・売れる記事作成術）</w:t>
+      </w:r>
+    </w:p>
+    <w:p>
+      <w:pPr>
+        <w:pStyle w:val="Heading2"/>
+        <w:spacing w:after="150" w:before="400"/>
+      </w:pPr>
+      <w:r>
+        <w:t xml:space="preserve">①準備＆設定編：まずは土台を固める</w:t>
+      </w:r>
+    </w:p>
+    <w:p>
+      <w:pPr>
+        <w:spacing w:after="200"/>
+      </w:pPr>
+      <w:r>
+        <w:t xml:space="preserve">□ noteに会員登録し、XアカウントとID・名前を揃えた</w:t>
+      </w:r>
+    </w:p>
+    <w:p>
+      <w:pPr>
+        <w:spacing w:after="200"/>
+      </w:pPr>
+      <w:r>
+        <w:t xml:space="preserve">□ Xアカウントとのソーシャル連携を完了させた</w:t>
+      </w:r>
+    </w:p>
+    <w:p>
+      <w:pPr>
+        <w:spacing w:after="200"/>
+      </w:pPr>
+      <w:r>
+        <w:t xml:space="preserve">□ クリエイターページのアイコンと自己紹介をXと揃えた</w:t>
+      </w:r>
+    </w:p>
+    <w:p>
+      <w:pPr>
+        <w:spacing w:after="200"/>
+      </w:pPr>
+      <w:r>
+        <w:t xml:space="preserve">□ スキ・フォロー・購入後の「リアクションメッセージ」を設定した</w:t>
+      </w:r>
+    </w:p>
+    <w:p>
+      <w:pPr>
+        <w:spacing w:after="300"/>
+      </w:pPr>
+      <w:r>
+        <w:t xml:space="preserve">□ 売上を受け取るための「お支払先」を登録した</w:t>
+      </w:r>
+    </w:p>
+    <w:p>
+      <w:pPr>
+        <w:pStyle w:val="Heading2"/>
+        <w:spacing w:after="150" w:before="400"/>
+      </w:pPr>
+      <w:r>
+        <w:t xml:space="preserve">②企画＆設計編：記事の心臓部を作る（売上の9割はここで決まる）</w:t>
       </w:r>
     </w:p>
     <w:p>
@@ -2030,15 +3406,23 @@
         <w:spacing w:after="200"/>
       </w:pPr>
       <w:r>
-        <w:t xml:space="preserve">□ STEP3：タイトル確定後に目次を作成</w:t>
-      </w:r>
-    </w:p>
-    <w:p>
-      <w:pPr>
-        <w:spacing w:after="200"/>
-      </w:pPr>
-      <w:r>
-        <w:t xml:space="preserve">□ STEP4：はじめに→各章→おわりにの順で1章ずつ確認しながら執筆</w:t>
+        <w:t xml:space="preserve">□ Xで事前に「需要はありますか？」とポストして反応を確認した</w:t>
+      </w:r>
+    </w:p>
+    <w:p>
+      <w:pPr>
+        <w:spacing w:after="200"/>
+      </w:pPr>
+      <w:r>
+        <w:t xml:space="preserve">□ STEP3：Xでの反応を元にテーマ決定→目次作成（目次チェックリスト全確認）</w:t>
+      </w:r>
+    </w:p>
+    <w:p>
+      <w:pPr>
+        <w:spacing w:after="200"/>
+      </w:pPr>
+      <w:r>
+        <w:t xml:space="preserve">□ 同ジャンルで売れているnoteの有料記事を最低1冊購入して読んだ</w:t>
       </w:r>
     </w:p>
     <w:p>
@@ -2046,16 +3430,203 @@
         <w:spacing w:after="300"/>
       </w:pPr>
       <w:r>
-        <w:t xml:space="preserve">□ STEP5：create_article.mjsを新記事に書き換えてからnode実行</w:t>
-      </w:r>
-    </w:p>
-    <w:p>
-      <w:pPr>
-        <w:pStyle w:val="Heading2"/>
-        <w:spacing w:after="150" w:before="400"/>
-      </w:pPr>
-      <w:r>
-        <w:t xml:space="preserve">販売フェーズ</w:t>
+        <w:t xml:space="preserve">□ 関連書籍を5冊以上読んだ（英語圏・論文も確認）</w:t>
+      </w:r>
+    </w:p>
+    <w:p>
+      <w:pPr>
+        <w:pStyle w:val="Heading2"/>
+        <w:spacing w:after="150" w:before="400"/>
+      </w:pPr>
+      <w:r>
+        <w:t xml:space="preserve">③執筆＆リサーチ編：価格以上の価値を提供する</w:t>
+      </w:r>
+    </w:p>
+    <w:p>
+      <w:pPr>
+        <w:spacing w:after="200"/>
+      </w:pPr>
+      <w:r>
+        <w:t xml:space="preserve">□ 有料エリアから執筆している（無料エリアを先に書いていない）</w:t>
+      </w:r>
+    </w:p>
+    <w:p>
+      <w:pPr>
+        <w:spacing w:after="200"/>
+      </w:pPr>
+      <w:r>
+        <w:t xml:space="preserve">□ 文字数：同ジャンルで一番売れているnoteの有料記事よりも多い文字数か</w:t>
+      </w:r>
+    </w:p>
+    <w:p>
+      <w:pPr>
+        <w:spacing w:after="300"/>
+      </w:pPr>
+      <w:r>
+        <w:t xml:space="preserve">□ STEP4：有料エリア（第3〜6章）→ 無料エリアの黄金テンプレートの順で執筆</w:t>
+      </w:r>
+    </w:p>
+    <w:p>
+      <w:pPr>
+        <w:pStyle w:val="Heading2"/>
+        <w:spacing w:after="150" w:before="400"/>
+      </w:pPr>
+      <w:r>
+        <w:t xml:space="preserve">④無料エリア作成編：読者の心を掴んで離さない</w:t>
+      </w:r>
+    </w:p>
+    <w:p>
+      <w:pPr>
+        <w:spacing w:after="200"/>
+      </w:pPr>
+      <w:r>
+        <w:t xml:space="preserve">□ 無料エリアの黄金テンプレートの型に沿って12項目を埋めている</w:t>
+      </w:r>
+    </w:p>
+    <w:p>
+      <w:pPr>
+        <w:spacing w:after="200"/>
+      </w:pPr>
+      <w:r>
+        <w:t xml:space="preserve">□ 冒頭の引きつけ：読者の興味を惹けているか</w:t>
+      </w:r>
+    </w:p>
+    <w:p>
+      <w:pPr>
+        <w:spacing w:after="200"/>
+      </w:pPr>
+      <w:r>
+        <w:t xml:space="preserve">□ 悩みと解決策：「誰のどんな悩みを解決する記事か」明確に伝えているか</w:t>
+      </w:r>
+    </w:p>
+    <w:p>
+      <w:pPr>
+        <w:spacing w:after="200"/>
+      </w:pPr>
+      <w:r>
+        <w:t xml:space="preserve">□ 未来の提示：読まないデメリットと理想の未来を示せているか</w:t>
+      </w:r>
+    </w:p>
+    <w:p>
+      <w:pPr>
+        <w:spacing w:after="200"/>
+      </w:pPr>
+      <w:r>
+        <w:t xml:space="preserve">□ 自己紹介・執筆きっかけで信頼と共感を得られているか</w:t>
+      </w:r>
+    </w:p>
+    <w:p>
+      <w:pPr>
+        <w:spacing w:after="200"/>
+      </w:pPr>
+      <w:r>
+        <w:t xml:space="preserve">□ オススメする人・しない人：「自分にこそ必要だ」と思わせているか</w:t>
+      </w:r>
+    </w:p>
+    <w:p>
+      <w:pPr>
+        <w:spacing w:after="200"/>
+      </w:pPr>
+      <w:r>
+        <w:t xml:space="preserve">□ 限定性・希少性：「○部売れたら値上げ」など行動を後押しする要素があるか</w:t>
+      </w:r>
+    </w:p>
+    <w:p>
+      <w:pPr>
+        <w:spacing w:after="300"/>
+      </w:pPr>
+      <w:r>
+        <w:t xml:space="preserve">□ 有料エリアへの寸止め：最も気になるところで「続く」とし購入ボタンへ誘導</w:t>
+      </w:r>
+    </w:p>
+    <w:p>
+      <w:pPr>
+        <w:pStyle w:val="Heading2"/>
+        <w:spacing w:after="150" w:before="400"/>
+      </w:pPr>
+      <w:r>
+        <w:t xml:space="preserve">⑤仕上げ＆公開準備編：第一印象を磨きあげる</w:t>
+      </w:r>
+    </w:p>
+    <w:p>
+      <w:pPr>
+        <w:spacing w:after="200"/>
+      </w:pPr>
+      <w:r>
+        <w:t xml:space="preserve">□ タイトル：「数字」「キャッチーな言葉」「裏技感」を盛り込み魅力的か</w:t>
+      </w:r>
+    </w:p>
+    <w:p>
+      <w:pPr>
+        <w:spacing w:after="200"/>
+      </w:pPr>
+      <w:r>
+        <w:t xml:space="preserve">□ 冒頭の10行：衝撃的な事実や読者の悩みを代弁し心を鷲掴みにできているか</w:t>
+      </w:r>
+    </w:p>
+    <w:p>
+      <w:pPr>
+        <w:spacing w:after="200"/>
+      </w:pPr>
+      <w:r>
+        <w:t xml:space="preserve">□ 書きあげてから最低1日おいて客観的に見直したか</w:t>
+      </w:r>
+    </w:p>
+    <w:p>
+      <w:pPr>
+        <w:spacing w:after="200"/>
+      </w:pPr>
+      <w:r>
+        <w:t xml:space="preserve">□ スマホでの見え方を必ず確認し、改行を工夫して読みやすくしているか</w:t>
+      </w:r>
+    </w:p>
+    <w:p>
+      <w:pPr>
+        <w:spacing w:after="200"/>
+      </w:pPr>
+      <w:r>
+        <w:t xml:space="preserve">□ 太字や小見出し画像を効果的に使い、視覚的に飽きさせない工夫があるか</w:t>
+      </w:r>
+    </w:p>
+    <w:p>
+      <w:pPr>
+        <w:spacing w:after="200"/>
+      </w:pPr>
+      <w:r>
+        <w:t xml:space="preserve">□ Canvaで見出し画像（1280×670px）を作成したか</w:t>
+      </w:r>
+    </w:p>
+    <w:p>
+      <w:pPr>
+        <w:spacing w:after="200"/>
+      </w:pPr>
+      <w:r>
+        <w:t xml:space="preserve">□ 公開前にモニターに読んでもらい、感想（口コミ）を無料エリアに掲載する準備ができているか</w:t>
+      </w:r>
+    </w:p>
+    <w:p>
+      <w:pPr>
+        <w:spacing w:after="200"/>
+      </w:pPr>
+      <w:r>
+        <w:t xml:space="preserve">□ 感想ポスト特典を用意し、口コミが集まりやすい仕組みを作っているか</w:t>
+      </w:r>
+    </w:p>
+    <w:p>
+      <w:pPr>
+        <w:spacing w:after="300"/>
+      </w:pPr>
+      <w:r>
+        <w:t xml:space="preserve">□ 限定記事やチェックリストなど、最低でも3〜5個の特典を用意できているか</w:t>
+      </w:r>
+    </w:p>
+    <w:p>
+      <w:pPr>
+        <w:pStyle w:val="Heading2"/>
+        <w:spacing w:after="150" w:before="400"/>
+      </w:pPr>
+      <w:r>
+        <w:t xml:space="preserve">⑥販売フェーズ</w:t>
       </w:r>
     </w:p>
     <w:p>
@@ -2071,7 +3642,7 @@
         <w:spacing w:after="200"/>
       </w:pPr>
       <w:r>
-        <w:t xml:space="preserve">□ STEP6：第2章の途中に有料ラインを設定／初速980円で公開</w:t>
+        <w:t xml:space="preserve">□ STEP6：第2章の途中に有料ラインを設定（迷ったら2,980円）</w:t>
       </w:r>
     </w:p>
     <w:p>
@@ -2095,7 +3666,7 @@
         <w:spacing w:after="200"/>
       </w:pPr>
       <w:r>
-        <w:t xml:space="preserve">□ レビュー5件集まったら1,980円に値上げ＆告知投稿</w:t>
+        <w:t xml:space="preserve">□ レビュー5件集まったら値上げ＆告知投稿</w:t>
       </w:r>
     </w:p>
     <w:p>
